--- a/zaini_case_audit_output/outputs/word/documents/019_صحيفة دعوى عدنان ضد اسامة زيني ـ بطلان بيع حصة شركة احمد زيني التجارية الى اسامة.docx
+++ b/zaini_case_audit_output/outputs/word/documents/019_صحيفة دعوى عدنان ضد اسامة زيني ـ بطلان بيع حصة شركة احمد زيني التجارية الى اسامة.docx
@@ -78,7 +78,7 @@
           <w:b w:val="0"/>
           <w:i w:val="0"/>
         </w:rPr>
-        <w:t>تقارير نظام إدارة الدعاوى (٥٠٠٣) المحكمة التجارية بجدة</w:t>
+        <w:t>ةدجب ةيراجتلا ةمكحملا (٥٠٠٣) ىواعدلا ةرادإ ماظن ريراقت</w:t>
       </w:r>
     </w:p>
     <w:p>
@@ -91,7 +91,7 @@
           <w:b w:val="0"/>
           <w:i w:val="0"/>
         </w:rPr>
-        <w:t>الخطوات التالية: (موقع وزارة العدل &gt;\ الخدمات اإللكترونية &gt;\ بوابة القضاء التجاري &gt;\ الدخول على الخدمة). على األقل، عمال بحكم المادة الخامسة واألربعين من نظام المرافعات الشرعية، ويتم إيداع المذكرة إلكترونيا عبر خدمة (إيداع مذكرة الدفاع األولى) من خالل المطلوب: -١ الحضور في الموعد المحدد. -٢يجب على المدعى عليه إيداع مذكرة إلكترونية للرد على دعوى المدعي، وذلك قبل موعد الجلسة األولى بيوم</w:t>
+        <w:t>مويب ىلولأا ةسلجلا دعوم لبق كلذو ،يعدملا ىوعد ىلع درلل ةينورتكلإ ةركذم عاديإ هيلع ىعدملا ىلع بجي-٢ .ددحملا دعوملا يف روضحلا -١ :بولطملا للاخ نم (ىلولأا عافدلا ةركذم عاديإ) ةمدخ ربع اينورتكلإ ةركذملا عاديإ متيو ،ةيعرشلا تاعفارملا ماظن نم نيعبرلأاو ةسماخلا ةداملا مكحب لامع ،لقلأا ىلع .(ةمدخلا ىلع لوخدلا \&lt; يراجتلا ءاضقلا ةباوب \&lt; ةينورتكللإا تامدخلا \&lt; لدعلا ةرازو عقوم) :ةيلاتلا تاوطخلا</w:t>
       </w:r>
     </w:p>
     <w:p>
@@ -104,7 +104,7 @@
           <w:b w:val="0"/>
           <w:i w:val="0"/>
         </w:rPr>
-        <w:t>بيانات صحيفة الدعوى</w:t>
+        <w:t>ىوعدلا ةفيحص تانايب</w:t>
       </w:r>
     </w:p>
     <w:p>
@@ -117,7 +117,7 @@
           <w:b w:val="0"/>
           <w:i w:val="0"/>
         </w:rPr>
-        <w:t>تم قيد دعوي</w:t>
+        <w:t>يوعد ديق مت</w:t>
       </w:r>
     </w:p>
     <w:p>
@@ -143,7 +143,7 @@
           <w:b w:val="0"/>
           <w:i w:val="0"/>
         </w:rPr>
-        <w:t>: فرد</w:t>
+        <w:t>درف :</w:t>
       </w:r>
     </w:p>
     <w:p>
@@ -156,7 +156,7 @@
           <w:b w:val="0"/>
           <w:i w:val="0"/>
         </w:rPr>
-        <w:t>بيانات المدعي</w:t>
+        <w:t>يعدملا تانايب</w:t>
       </w:r>
     </w:p>
     <w:p>
@@ -169,7 +169,7 @@
           <w:b w:val="0"/>
           <w:i w:val="0"/>
         </w:rPr>
-        <w:t>تاجر</w:t>
+        <w:t>رجات</w:t>
       </w:r>
     </w:p>
     <w:p>
@@ -182,7 +182,7 @@
           <w:b w:val="0"/>
           <w:i w:val="0"/>
         </w:rPr>
-        <w:t>المهنة</w:t>
+        <w:t>ةنهملا</w:t>
       </w:r>
     </w:p>
     <w:p>
@@ -208,7 +208,7 @@
           <w:b w:val="0"/>
           <w:i w:val="0"/>
         </w:rPr>
-        <w:t>ســعودي</w:t>
+        <w:t>يدوعــس</w:t>
       </w:r>
     </w:p>
     <w:p>
@@ -221,7 +221,7 @@
           <w:b w:val="0"/>
           <w:i w:val="0"/>
         </w:rPr>
-        <w:t>الجنسية</w:t>
+        <w:t>ةيسنجلا</w:t>
       </w:r>
     </w:p>
     <w:p>
@@ -234,7 +234,7 @@
           <w:b w:val="0"/>
           <w:i w:val="0"/>
         </w:rPr>
-        <w:t>مكان العمل تاجر</w:t>
+        <w:t>رجات لمعلا ناكم</w:t>
       </w:r>
     </w:p>
     <w:p>
@@ -260,7 +260,7 @@
           <w:b w:val="0"/>
           <w:i w:val="0"/>
         </w:rPr>
-        <w:t>رقم السجل ١٠١٧٠٩٢٧٣٣</w:t>
+        <w:t>١٠١٧٠٩٢٧٣٣ لجسلا مقر</w:t>
       </w:r>
     </w:p>
     <w:p>
@@ -273,7 +273,7 @@
           <w:b w:val="0"/>
           <w:i w:val="0"/>
         </w:rPr>
-        <w:t>مكان إقامة المدعي</w:t>
+        <w:t>يعدملا ةماقإ ناكم</w:t>
       </w:r>
     </w:p>
     <w:p>
@@ -286,7 +286,7 @@
           <w:b w:val="0"/>
           <w:i w:val="0"/>
         </w:rPr>
-        <w:t>رقم المبني ٠٠٠٠ الشارع العام</w:t>
+        <w:t>ماعلا عراشلا ٠٠٠٠ ينبملا مقر</w:t>
       </w:r>
     </w:p>
     <w:p>
@@ -299,7 +299,7 @@
           <w:b w:val="0"/>
           <w:i w:val="0"/>
         </w:rPr>
-        <w:t>المدينة جده</w:t>
+        <w:t>هدج ةنيدملا</w:t>
       </w:r>
     </w:p>
     <w:p>
@@ -312,7 +312,7 @@
           <w:b w:val="0"/>
           <w:i w:val="0"/>
         </w:rPr>
-        <w:t>عدنان احمد عباس زيني البريد اإللكتروني الهاتف المتنقل ٠٥٠٥٦٠٩٠٤٠ الرمز البريدي ٠ الرمز اإلضافي ٠ وحدة رقم ٠٠٠٠٠</w:t>
+        <w:t>٠٠٠٠٠ مقر ةدحو ٠ يفاضلإا زمرلا ٠ يديربلا زمرلا ٠٥٠٥٦٠٩٠٤٠ لقنتملا فتاهلا ينورتكللإا ديربلا ينيز سابع دمحا ناندع</w:t>
       </w:r>
     </w:p>
     <w:p>
@@ -325,7 +325,7 @@
           <w:b w:val="0"/>
           <w:i w:val="0"/>
         </w:rPr>
-        <w:t>بيانات ممثل المدعي</w:t>
+        <w:t>يعدملا لثمم تانايب</w:t>
       </w:r>
     </w:p>
     <w:p>
@@ -338,7 +338,7 @@
           <w:b w:val="0"/>
           <w:i w:val="0"/>
         </w:rPr>
-        <w:t>المهنة</w:t>
+        <w:t>ةنهملا</w:t>
       </w:r>
     </w:p>
     <w:p>
@@ -351,7 +351,7 @@
           <w:b w:val="0"/>
           <w:i w:val="0"/>
         </w:rPr>
-        <w:t>تركي بن رابح بن سعد المطيري</w:t>
+        <w:t>يريطملا دعس نب حبار نب يكرت</w:t>
       </w:r>
     </w:p>
     <w:p>
@@ -364,7 +364,7 @@
           <w:b w:val="0"/>
           <w:i w:val="0"/>
         </w:rPr>
-        <w:t>االسم</w:t>
+        <w:t>مسلاا</w:t>
       </w:r>
     </w:p>
     <w:p>
@@ -377,7 +377,7 @@
           <w:b w:val="0"/>
           <w:i w:val="0"/>
         </w:rPr>
-        <w:t>ســعودي</w:t>
+        <w:t>يدوعــس</w:t>
       </w:r>
     </w:p>
     <w:p>
@@ -390,7 +390,7 @@
           <w:b w:val="0"/>
           <w:i w:val="0"/>
         </w:rPr>
-        <w:t>الجنسية</w:t>
+        <w:t>ةيسنجلا</w:t>
       </w:r>
     </w:p>
     <w:p>
@@ -403,7 +403,7 @@
           <w:b w:val="0"/>
           <w:i w:val="0"/>
         </w:rPr>
-        <w:t>مكان العمل</w:t>
+        <w:t>لمعلا ناكم</w:t>
       </w:r>
     </w:p>
     <w:p>
@@ -429,7 +429,7 @@
           <w:b w:val="0"/>
           <w:i w:val="0"/>
         </w:rPr>
-        <w:t>مكان اقامة ممثل المدعي تاريخها ١٤٤٠/٠٥/٢٣ مصدرها كتابة عدل شمال جدة فرع الخالدية سند الصفة وكيل رقمها</w:t>
+        <w:t>اهمقر ليكو ةفصلا دنس ةيدلاخلا عرف ةدج لامش لدع ةباتك اهردصم ١٤٤٠/٠٥/٢٣ اهخيرات يعدملا لثمم ةماقا ناكم</w:t>
       </w:r>
     </w:p>
     <w:p>
@@ -442,7 +442,7 @@
           <w:b w:val="0"/>
           <w:i w:val="0"/>
         </w:rPr>
-        <w:t>الشارع العام</w:t>
+        <w:t>ماعلا عراشلا</w:t>
       </w:r>
     </w:p>
     <w:p>
@@ -455,7 +455,7 @@
           <w:b w:val="0"/>
           <w:i w:val="0"/>
         </w:rPr>
-        <w:t>الشارع</w:t>
+        <w:t>عراشلا</w:t>
       </w:r>
     </w:p>
     <w:p>
@@ -468,7 +468,7 @@
           <w:b w:val="0"/>
           <w:i w:val="0"/>
         </w:rPr>
-        <w:t>رقم المبني ٠</w:t>
+        <w:t>٠ ينبملا مقر</w:t>
       </w:r>
     </w:p>
     <w:p>
@@ -481,7 +481,7 @@
           <w:b w:val="0"/>
           <w:i w:val="0"/>
         </w:rPr>
-        <w:t>جده</w:t>
+        <w:t>هدج</w:t>
       </w:r>
     </w:p>
     <w:p>
@@ -494,7 +494,7 @@
           <w:b w:val="0"/>
           <w:i w:val="0"/>
         </w:rPr>
-        <w:t>٠ وحدة رقم ٠٠٠٠ المدينة</w:t>
+        <w:t>ةنيدملا ٠٠٠٠ مقر ةدحو ٠</w:t>
       </w:r>
     </w:p>
     <w:p>
@@ -507,7 +507,7 @@
           <w:b w:val="0"/>
           <w:i w:val="0"/>
         </w:rPr>
-        <w:t>الرمز اإلضافي</w:t>
+        <w:t>يفاضلإا زمرلا</w:t>
       </w:r>
     </w:p>
     <w:p>
@@ -520,7 +520,7 @@
           <w:b w:val="0"/>
           <w:i w:val="0"/>
         </w:rPr>
-        <w:t>الرمز البريدي ٠</w:t>
+        <w:t>٠ يديربلا زمرلا</w:t>
       </w:r>
     </w:p>
     <w:p>
@@ -533,7 +533,7 @@
           <w:b w:val="0"/>
           <w:i w:val="0"/>
         </w:rPr>
-        <w:t>البريد اإللكتروني turki.rabh@gmail.com</w:t>
+        <w:t>turki.rabh@gmail.com ينورتكللإا ديربلا</w:t>
       </w:r>
     </w:p>
     <w:p>
@@ -546,7 +546,7 @@
           <w:b w:val="0"/>
           <w:i w:val="0"/>
         </w:rPr>
-        <w:t>الهاتف ٠٥٥٥٢٢٢٩٢٠</w:t>
+        <w:t>٠٥٥٥٢٢٢٩٢٠ فتاهلا</w:t>
       </w:r>
     </w:p>
     <w:p>
@@ -559,7 +559,7 @@
           <w:b w:val="0"/>
           <w:i w:val="0"/>
         </w:rPr>
-        <w:t>الصفحة : ١ من ٤ التاريخ : ١٤٤٢/١٢/٢٦ الوقت ٠٨:١٩ ص الكود المرجعي : ٤٤٤٠٦٠</w:t>
+        <w:t>٤٤٤٠٦٠ : يعجرملا دوكلا ص ٠٨:١٩ تقولا ١٤٤٢/١٢/٢٦ : خيراتلا ٤ نم ١ : ةحفصلا</w:t>
       </w:r>
     </w:p>
     <w:p>
@@ -572,7 +572,7 @@
           <w:b w:val="0"/>
           <w:i w:val="0"/>
         </w:rPr>
-        <w:t>تقارير نظام إدارة الدعاوى (٥٠٠٣) المحكمة التجارية بجدة</w:t>
+        <w:t>ةدجب ةيراجتلا ةمكحملا (٥٠٠٣) ىواعدلا ةرادإ ماظن ريراقت</w:t>
       </w:r>
     </w:p>
     <w:p>
@@ -585,7 +585,7 @@
           <w:b w:val="0"/>
           <w:i w:val="0"/>
         </w:rPr>
-        <w:t>بيانات صحيفة الدعوى</w:t>
+        <w:t>ىوعدلا ةفيحص تانايب</w:t>
       </w:r>
     </w:p>
     <w:p>
@@ -598,7 +598,7 @@
           <w:b w:val="0"/>
           <w:i w:val="0"/>
         </w:rPr>
-        <w:t>تم قيد دعوي</w:t>
+        <w:t>يوعد ديق مت</w:t>
       </w:r>
     </w:p>
     <w:p>
@@ -637,7 +637,7 @@
           <w:b w:val="0"/>
           <w:i w:val="0"/>
         </w:rPr>
-        <w:t>المهنة / الوظيفة</w:t>
+        <w:t>ةفيظولا / ةنهملا</w:t>
       </w:r>
     </w:p>
     <w:p>
@@ -663,7 +663,7 @@
           <w:b w:val="0"/>
           <w:i w:val="0"/>
         </w:rPr>
-        <w:t>االسم</w:t>
+        <w:t>مسلاا</w:t>
       </w:r>
     </w:p>
     <w:p>
@@ -676,7 +676,7 @@
           <w:b w:val="0"/>
           <w:i w:val="0"/>
         </w:rPr>
-        <w:t>ســعودي</w:t>
+        <w:t>يدوعــس</w:t>
       </w:r>
     </w:p>
     <w:p>
@@ -689,7 +689,7 @@
           <w:b w:val="0"/>
           <w:i w:val="0"/>
         </w:rPr>
-        <w:t>الجنسية</w:t>
+        <w:t>ةيسنجلا</w:t>
       </w:r>
     </w:p>
     <w:p>
@@ -702,7 +702,7 @@
           <w:b w:val="0"/>
           <w:i w:val="0"/>
         </w:rPr>
-        <w:t>مكان العمل</w:t>
+        <w:t>لمعلا ناكم</w:t>
       </w:r>
     </w:p>
     <w:p>
@@ -728,7 +728,7 @@
           <w:b w:val="0"/>
           <w:i w:val="0"/>
         </w:rPr>
-        <w:t>نوعه</w:t>
+        <w:t>هعون</w:t>
       </w:r>
     </w:p>
     <w:p>
@@ -754,7 +754,7 @@
           <w:b w:val="0"/>
           <w:i w:val="0"/>
         </w:rPr>
-        <w:t>رقم السجل</w:t>
+        <w:t>لجسلا مقر</w:t>
       </w:r>
     </w:p>
     <w:p>
@@ -767,7 +767,7 @@
           <w:b w:val="0"/>
           <w:i w:val="0"/>
         </w:rPr>
-        <w:t>مكان إقامة المدعى عليه</w:t>
+        <w:t>هيلع ىعدملا ةماقإ ناكم</w:t>
       </w:r>
     </w:p>
     <w:p>
@@ -780,7 +780,7 @@
           <w:b w:val="0"/>
           <w:i w:val="0"/>
         </w:rPr>
-        <w:t>ال نعلم الحي او الشارع</w:t>
+        <w:t>عراشلا وا يحلا ملعن لا</w:t>
       </w:r>
     </w:p>
     <w:p>
@@ -793,7 +793,7 @@
           <w:b w:val="0"/>
           <w:i w:val="0"/>
         </w:rPr>
-        <w:t>الشارع</w:t>
+        <w:t>عراشلا</w:t>
       </w:r>
     </w:p>
     <w:p>
@@ -806,7 +806,7 @@
           <w:b w:val="0"/>
           <w:i w:val="0"/>
         </w:rPr>
-        <w:t>رقم المبني</w:t>
+        <w:t>ينبملا مقر</w:t>
       </w:r>
     </w:p>
     <w:p>
@@ -819,7 +819,7 @@
           <w:b w:val="0"/>
           <w:i w:val="0"/>
         </w:rPr>
-        <w:t>جده</w:t>
+        <w:t>هدج</w:t>
       </w:r>
     </w:p>
     <w:p>
@@ -832,7 +832,7 @@
           <w:b w:val="0"/>
           <w:i w:val="0"/>
         </w:rPr>
-        <w:t>المدينة</w:t>
+        <w:t>ةنيدملا</w:t>
       </w:r>
     </w:p>
     <w:p>
@@ -858,7 +858,7 @@
           <w:b w:val="0"/>
           <w:i w:val="0"/>
         </w:rPr>
-        <w:t>الرمز اإلضافي</w:t>
+        <w:t>يفاضلإا زمرلا</w:t>
       </w:r>
     </w:p>
     <w:p>
@@ -871,7 +871,7 @@
           <w:b w:val="0"/>
           <w:i w:val="0"/>
         </w:rPr>
-        <w:t>الرمز البريدي</w:t>
+        <w:t>يديربلا زمرلا</w:t>
       </w:r>
     </w:p>
     <w:p>
@@ -884,7 +884,7 @@
           <w:b w:val="0"/>
           <w:i w:val="0"/>
         </w:rPr>
-        <w:t>فرد</w:t>
+        <w:t>درف</w:t>
       </w:r>
     </w:p>
     <w:p>
@@ -923,7 +923,7 @@
           <w:b w:val="0"/>
           <w:i w:val="0"/>
         </w:rPr>
-        <w:t>المهنة / الوظيفة</w:t>
+        <w:t>ةفيظولا / ةنهملا</w:t>
       </w:r>
     </w:p>
     <w:p>
@@ -936,7 +936,7 @@
           <w:b w:val="0"/>
           <w:i w:val="0"/>
         </w:rPr>
-        <w:t>عاتقة محمديحيى محمدعلي الحرازي</w:t>
+        <w:t>يزارحلا يلعدمحم ىيحيدمحم ةقتاع</w:t>
       </w:r>
     </w:p>
     <w:p>
@@ -949,7 +949,7 @@
           <w:b w:val="0"/>
           <w:i w:val="0"/>
         </w:rPr>
-        <w:t>االسم</w:t>
+        <w:t>مسلاا</w:t>
       </w:r>
     </w:p>
     <w:p>
@@ -962,7 +962,7 @@
           <w:b w:val="0"/>
           <w:i w:val="0"/>
         </w:rPr>
-        <w:t>ســعودي</w:t>
+        <w:t>يدوعــس</w:t>
       </w:r>
     </w:p>
     <w:p>
@@ -975,7 +975,7 @@
           <w:b w:val="0"/>
           <w:i w:val="0"/>
         </w:rPr>
-        <w:t>الجنسية</w:t>
+        <w:t>ةيسنجلا</w:t>
       </w:r>
     </w:p>
     <w:p>
@@ -988,7 +988,7 @@
           <w:b w:val="0"/>
           <w:i w:val="0"/>
         </w:rPr>
-        <w:t>مكان العمل</w:t>
+        <w:t>لمعلا ناكم</w:t>
       </w:r>
     </w:p>
     <w:p>
@@ -1014,7 +1014,7 @@
           <w:b w:val="0"/>
           <w:i w:val="0"/>
         </w:rPr>
-        <w:t>١٠٠٧٠٥٦٨٤٧نوعه</w:t>
+        <w:t>هعون١٠٠٧٠٥٦٨٤٧</w:t>
       </w:r>
     </w:p>
     <w:p>
@@ -1027,7 +1027,7 @@
           <w:b w:val="0"/>
           <w:i w:val="0"/>
         </w:rPr>
-        <w:t>رقم السجل</w:t>
+        <w:t>لجسلا مقر</w:t>
       </w:r>
     </w:p>
     <w:p>
@@ -1040,7 +1040,7 @@
           <w:b w:val="0"/>
           <w:i w:val="0"/>
         </w:rPr>
-        <w:t>مكان إقامة المدعى عليه</w:t>
+        <w:t>هيلع ىعدملا ةماقإ ناكم</w:t>
       </w:r>
     </w:p>
     <w:p>
@@ -1053,7 +1053,7 @@
           <w:b w:val="0"/>
           <w:i w:val="0"/>
         </w:rPr>
-        <w:t>ال نعلم الحي او الشارع</w:t>
+        <w:t>عراشلا وا يحلا ملعن لا</w:t>
       </w:r>
     </w:p>
     <w:p>
@@ -1066,7 +1066,7 @@
           <w:b w:val="0"/>
           <w:i w:val="0"/>
         </w:rPr>
-        <w:t>الشارع</w:t>
+        <w:t>عراشلا</w:t>
       </w:r>
     </w:p>
     <w:p>
@@ -1079,7 +1079,7 @@
           <w:b w:val="0"/>
           <w:i w:val="0"/>
         </w:rPr>
-        <w:t>رقم المبني</w:t>
+        <w:t>ينبملا مقر</w:t>
       </w:r>
     </w:p>
     <w:p>
@@ -1092,7 +1092,7 @@
           <w:b w:val="0"/>
           <w:i w:val="0"/>
         </w:rPr>
-        <w:t>جده</w:t>
+        <w:t>هدج</w:t>
       </w:r>
     </w:p>
     <w:p>
@@ -1105,7 +1105,7 @@
           <w:b w:val="0"/>
           <w:i w:val="0"/>
         </w:rPr>
-        <w:t>المدينة</w:t>
+        <w:t>ةنيدملا</w:t>
       </w:r>
     </w:p>
     <w:p>
@@ -1131,7 +1131,7 @@
           <w:b w:val="0"/>
           <w:i w:val="0"/>
         </w:rPr>
-        <w:t>الرمز اإلضافي</w:t>
+        <w:t>يفاضلإا زمرلا</w:t>
       </w:r>
     </w:p>
     <w:p>
@@ -1144,7 +1144,7 @@
           <w:b w:val="0"/>
           <w:i w:val="0"/>
         </w:rPr>
-        <w:t>الرمز البريدي</w:t>
+        <w:t>يديربلا زمرلا</w:t>
       </w:r>
     </w:p>
     <w:p>
@@ -1183,7 +1183,7 @@
           <w:b w:val="0"/>
           <w:i w:val="0"/>
         </w:rPr>
-        <w:t>الصفحة : ٢ من ٤ التاريخ : ١٤٤٢/١٢/٢٦ الوقت ٠٨:١٩ ص الكود المرجعي : ٤٤٤٠٦٠</w:t>
+        <w:t>٤٤٤٠٦٠ : يعجرملا دوكلا ص ٠٨:١٩ تقولا ١٤٤٢/١٢/٢٦ : خيراتلا ٤ نم ٢ : ةحفصلا</w:t>
       </w:r>
     </w:p>
     <w:p>
@@ -1196,7 +1196,7 @@
           <w:b w:val="0"/>
           <w:i w:val="0"/>
         </w:rPr>
-        <w:t>تقارير نظام إدارة الدعاوى (٥٠٠٣) المحكمة التجارية بجدة</w:t>
+        <w:t>ةدجب ةيراجتلا ةمكحملا (٥٠٠٣) ىواعدلا ةرادإ ماظن ريراقت</w:t>
       </w:r>
     </w:p>
     <w:p>
@@ -1209,7 +1209,7 @@
           <w:b w:val="0"/>
           <w:i w:val="0"/>
         </w:rPr>
-        <w:t>بيانات صحيفة الدعوى</w:t>
+        <w:t>ىوعدلا ةفيحص تانايب</w:t>
       </w:r>
     </w:p>
     <w:p>
@@ -1235,7 +1235,7 @@
           <w:b w:val="0"/>
           <w:i w:val="0"/>
         </w:rPr>
-        <w:t>الطلبات المقدمة فى القضية</w:t>
+        <w:t>ةيضقلا ىف ةمدقملا تابلطلا</w:t>
       </w:r>
     </w:p>
     <w:p>
@@ -1248,7 +1248,7 @@
           <w:b w:val="0"/>
           <w:i w:val="0"/>
         </w:rPr>
-        <w:t>وصف الطلب</w:t>
+        <w:t>بلطلا فصو</w:t>
       </w:r>
     </w:p>
     <w:p>
@@ -1261,7 +1261,7 @@
           <w:b w:val="0"/>
           <w:i w:val="0"/>
         </w:rPr>
-        <w:t>نطلب إلزام المدعى عليه بسداد المبلغ المستحق في ذمته والبالغ ثالث مائة وثمانية وستون مليون وسبع مائة وسبعة وخمسون الف وتسعمائة وواحد وثالثون ريال (٩٣١٫٧٥٧٫٣٦٨)</w:t>
+        <w:t>(٣٦٨٫٧٥٧٫٩٣١) لاير نوثلاثو دحاوو ةئامعستو فلا نوسمخو ةعبسو ةئام عبسو نويلم نوتسو ةينامثو ةئام ثلاث غلابلاو هتمذ يف قحتسملا غلبملا دادسب هيلع ىعدملا مازلإ بلطن</w:t>
       </w:r>
     </w:p>
     <w:p>
@@ -1274,7 +1274,7 @@
           <w:b w:val="0"/>
           <w:i w:val="0"/>
         </w:rPr>
-        <w:t>االقرارات</w:t>
+        <w:t>تارارقلاا</w:t>
       </w:r>
     </w:p>
     <w:p>
@@ -1287,7 +1287,7 @@
           <w:b w:val="0"/>
           <w:i w:val="0"/>
         </w:rPr>
-        <w:t>-١١ أقر بأني لست مترافعا في أكثر من ثالث دعاوى وكيال فيها في محاكم وزارة العدل أو ديوان المظالم(لغير المحامين). -١٠ أقر بأن هذه الدعوى لم يسبق الحكم في موضوعها. -٩ أتعهد بتحديث البيانات عند أي تعديل يطرأ عليها. -٨ أعلم بأن التبليغات المتعلقة بهذه الدعوى ستكون عن طريق العناوين المسجلة. -٧ أعلم بأنه يلزم إحضار أصول المستندات المقدمة أو صورا مصدقة منها للمطابقة في موعد الجلسة. -٦ ألتزم بمراجعة إدارة الدعاوى بعد تحديد موعد الجلسة األولى الستالم نموذج تبليغ الجلسة وتسليمه للمدعى عليه (في حال عدم وجود عنوان بريدي للمدعى عليه). والبريد االلكتروني). وأن موعد الجلسة يعتبر مبلغا للمدعي ووكيله بمجرد ظهوره في صفحةاإلشعارات والتنبيهات أو إرساله. -٥ ألتزم بمتابعة حالة طلب قيد الدعوى لمعرفة موعد الجلسة األولى(من خالل صفحة اإلشعارات والتنبيهات في نظام معين ومن خالل الرسائل المرسلة للجوال -٤ أقر بأن المدون في أسانيد الدعوى هو جميع أسانيد الدعوى المعلومة للمدعي. د- إرفاق المستندات المؤيدة للدعوى. ج- إرفاق الوثائق الالزمة مثل سند الصفة (الوكالة) وصورة الهوية للمدعي ووكيله وعقد تأسيس الشركة والسجل التجاري. ب- تدوين عنوان واضح للمدعى عليه يمكن تبليغه عليه من قبل الجهة المختصة. أ- استكمال صحيفة الدعوى وتحريرها بذكر موضوع الدعوى (وقائعها) وطلباتها كاملة وواضحة وجميع أسانيدها. -٣ أعلم بأن الدعوى ال تقبل إال باستيفاء متطلباتها النظامية ومن ذلك: -٢ أقر بأني اطلعت على المواد النظامية المتعلقة بتقديم الدعوى. -١ أتعهد بـتدوين جميع البيانات بالشكل الصحيح ومن واقع الهويات والسجالت. وأتحمل كامل المسؤولية إذا ثبت خالف ذلك.</w:t>
+        <w:t>.كلذ فلاخ تبث اذإ ةيلوؤسملا لماك لمحتأو .تلاجسلاو تايوهلا عقاو نمو حيحصلا لكشلاب تانايبلا عيمج نيودتـب دهعتأ -١ .ىوعدلا ميدقتب ةقلعتملا ةيماظنلا داوملا ىلع تعلطا ينأب رقأ -٢ :كلذ نمو ةيماظنلا اهتابلطتم ءافيتساب لاإ لبقت لا ىوعدلا نأب ملعأ -٣ .اهديناسأ عيمجو ةحضاوو ةلماك اهتابلطو (اهعئاقو) ىوعدلا عوضوم ركذب اهريرحتو ىوعدلا ةفيحص لامكتسا -أ .ةصتخملا ةهجلا لبق نم هيلع هغيلبت نكمي هيلع ىعدملل حضاو ناونع نيودت -ب .يراجتلا لجسلاو ةكرشلا سيسأت دقعو هليكوو يعدملل ةيوهلا ةروصو (ةلاكولا) ةفصلا دنس لثم ةمزلالا قئاثولا قافرإ -ج .ىوعدلل ةديؤملا تادنتسملا قافرإ -د .يعدملل ةمولعملا ىوعدلا ديناسأ عيمج وه ىوعدلا ديناسأ يف نودملا نأب رقأ -٤ لاوجلل ةلسرملا لئاسرلا للاخ نمو نيعم ماظن يف تاهيبنتلاو تاراعشلإا ةحفص للاخ نم)ىلولأا ةسلجلا دعوم ةفرعمل ىوعدلا ديق بلط ةلاح ةعباتمب مزتلأ -٥ .هلاسرإ وأ تاهيبنتلاو تاراعشلإاةحفص يف هروهظ درجمب هليكوو يعدملل اغلبم ربتعي ةسلجلا دعوم نأو .(ينورتكللاا ديربلاو .(هيلع ىعدملل يديرب ناونع دوجو مدع لاح يف) هيلع ىعدملل هميلستو ةسلجلا غيلبت جذومن ملاتسلا ىلولأا ةسلجلا دعوم ديدحت دعب ىواعدلا ةرادإ ةعجارمب مزتلأ -٦ .ةسلجلا دعوم يف ةقباطملل اهنم ةقدصم اروص وأ ةمدقملا تادنتسملا لوصأ راضحإ مزلي هنأب ملعأ -٧ .ةلجسملا نيوانعلا قيرط نع نوكتس ىوعدلا هذهب ةقلعتملا تاغيلبتلا نأب ملعأ -٨ .اهيلع أرطي ليدعت يأ دنع تانايبلا ثيدحتب دهعتأ -٩ .اهعوضوم يف مكحلا قبسي مل ىوعدلا هذه نأب رقأ -١٠ .(نيماحملا ريغل)ملاظملا ناويد وأ لدعلا ةرازو مكاحم يف اهيف لايكو ىواعد ثلاث نم رثكأ يف اعفارتم تسل ينأب رقأ -١١</w:t>
       </w:r>
     </w:p>
     <w:p>
@@ -1300,7 +1300,7 @@
           <w:b w:val="0"/>
           <w:i w:val="0"/>
         </w:rPr>
-        <w:t>المستندات الواجب ارفاقها</w:t>
+        <w:t>اهقافرا بجاولا تادنتسملا</w:t>
       </w:r>
     </w:p>
     <w:p>
@@ -1326,7 +1326,7 @@
           <w:b w:val="0"/>
           <w:i w:val="0"/>
         </w:rPr>
-        <w:t>بيانات التواصل</w:t>
+        <w:t>لصاوتلا تانايب</w:t>
       </w:r>
     </w:p>
     <w:p>
@@ -1339,7 +1339,7 @@
           <w:b w:val="0"/>
           <w:i w:val="0"/>
         </w:rPr>
-        <w:t>البريد االلكتروني turki@azzamlaw.com</w:t>
+        <w:t>turki@azzamlaw.com ينورتكللاا ديربلا</w:t>
       </w:r>
     </w:p>
     <w:p>
@@ -1352,7 +1352,7 @@
           <w:b w:val="0"/>
           <w:i w:val="0"/>
         </w:rPr>
-        <w:t>رقم الجوال االضافي رقم الجوال االساسي ٠٥٥٥٢٢٢٩٢٠</w:t>
+        <w:t>٠٥٥٥٢٢٢٩٢٠ يساسلاا لاوجلا مقر يفاضلاا لاوجلا مقر</w:t>
       </w:r>
     </w:p>
     <w:p>
@@ -1365,7 +1365,7 @@
           <w:b w:val="0"/>
           <w:i w:val="0"/>
         </w:rPr>
-        <w:t>طريقة ابالغ المدعى عليه االبالغ عن طريق المحكمة</w:t>
+        <w:t>ةمكحملا قيرط نع غلابلاا هيلع ىعدملا غلابا ةقيرط</w:t>
       </w:r>
     </w:p>
     <w:p>
@@ -1378,7 +1378,7 @@
           <w:b w:val="0"/>
           <w:i w:val="0"/>
         </w:rPr>
-        <w:t>الصفحة : ٣ من ٤ التاريخ : ١٤٤٢/١٢/٢٦ الوقت ٠٨:١٩ ص الكود المرجعي : ٤٤٤٠٦٠</w:t>
+        <w:t>٤٤٤٠٦٠ : يعجرملا دوكلا ص ٠٨:١٩ تقولا ١٤٤٢/١٢/٢٦ : خيراتلا ٤ نم ٣ : ةحفصلا</w:t>
       </w:r>
     </w:p>
     <w:p>
@@ -1391,7 +1391,7 @@
           <w:b w:val="0"/>
           <w:i w:val="0"/>
         </w:rPr>
-        <w:t>تقارير نظام إدارة الدعاوى (٥٠٠٣) المحكمة التجارية بجدة</w:t>
+        <w:t>ةدجب ةيراجتلا ةمكحملا (٥٠٠٣) ىواعدلا ةرادإ ماظن ريراقت</w:t>
       </w:r>
     </w:p>
     <w:p>
@@ -1404,7 +1404,7 @@
           <w:b w:val="0"/>
           <w:i w:val="0"/>
         </w:rPr>
-        <w:t>بيانات صحيفة الدعوى</w:t>
+        <w:t>ىوعدلا ةفيحص تانايب</w:t>
       </w:r>
     </w:p>
     <w:p>
@@ -1417,7 +1417,7 @@
           <w:b w:val="0"/>
           <w:i w:val="0"/>
         </w:rPr>
-        <w:t>تم قيد دعوي</w:t>
+        <w:t>يوعد ديق مت</w:t>
       </w:r>
     </w:p>
     <w:p>
@@ -1430,7 +1430,7 @@
           <w:b w:val="0"/>
           <w:i w:val="0"/>
         </w:rPr>
-        <w:t>الصفحة : ٤ من ٤ التاريخ : ١٤٤٢/١٢/٢٦ الوقت ٠٨:١٩ ص الكود المرجعي : ٤٤٤٠٦٠ مقدم الطلب تركي بن رابح بن سعد المطيري التوقيع مقدمة للمحكمة المحكمة التجارية بجدة رقم الطلب ٢٠٧٩٠٨ التاريخ ١٤٤٢/١٢/١٧</w:t>
+        <w:t>١٤٤٢/١٢/١٧ خيراتلا ٢٠٧٩٠٨ بلطلا مقر ةدجب ةيراجتلا ةمكحملا ةمكحملل ةمدقم عيقوتلا يريطملا دعس نب حبار نب يكرت بلطلا مدقم ٤٤٤٠٦٠ : يعجرملا دوكلا ص ٠٨:١٩ تقولا ١٤٤٢/١٢/٢٦ : خيراتلا ٤ نم ٤ : ةحفصلا</w:t>
       </w:r>
     </w:p>
     <w:sectPr>

--- a/zaini_case_audit_output/outputs/word/documents/019_صحيفة دعوى عدنان ضد اسامة زيني ـ بطلان بيع حصة شركة احمد زيني التجارية الى اسامة.docx
+++ b/zaini_case_audit_output/outputs/word/documents/019_صحيفة دعوى عدنان ضد اسامة زيني ـ بطلان بيع حصة شركة احمد زيني التجارية الى اسامة.docx
@@ -70,6 +70,493 @@
     <w:p/>
     <w:p>
       <w:pPr>
+        <w:pStyle w:val="Heading2"/>
+        <w:jc w:val="right"/>
+        <w:bidi/>
+      </w:pPr>
+      <w:r>
+        <w:t>[نص الضبط / الحكم — المتن الفعلي] ===</w:t>
+        <w:br/>
+        <w:t>ةدجب ةيراجتلا ةمكحملا (٥٠٠٣) ىواعدلا ةرادإ ماظن ريراقت</w:t>
+      </w:r>
+    </w:p>
+    <w:p>
+      <w:pPr>
+        <w:jc w:val="right"/>
+        <w:bidi/>
+      </w:pPr>
+      <w:r>
+        <w:rPr>
+          <w:b w:val="0"/>
+          <w:i w:val="0"/>
+        </w:rPr>
+        <w:t>مويب ىلولأا ةسلجلا دعوم لبق كلذو ،يعدملا ىوعد ىلع درلل ةينورتكلإ ةركذم عاديإ هيلع ىعدملا ىلع بجي-٢ .ددحملا دعوملا يف روضحلا -١ :بولطملا للاخ نم (ىلولأا عافدلا ةركذم عاديإ) ةمدخ ربع اينورتكلإ ةركذملا عاديإ متيو ،ةيعرشلا تاعفارملا ماظن نم نيعبرلأاو ةسماخلا ةداملا مكحب لامع ،لقلأا ىلع .(ةمدخلا ىلع لوخدلا \&lt; يراجتلا ءاضقلا ةباوب \&lt; ةينورتكللإا تامدخلا \&lt; لدعلا ةرازو عقوم) :ةيلاتلا تاوطخلا</w:t>
+      </w:r>
+    </w:p>
+    <w:p>
+      <w:pPr>
+        <w:jc w:val="right"/>
+        <w:bidi/>
+      </w:pPr>
+      <w:r>
+        <w:rPr>
+          <w:b w:val="0"/>
+          <w:i w:val="0"/>
+        </w:rPr>
+        <w:t>ىوعدلا ةفيحص تانايب</w:t>
+      </w:r>
+    </w:p>
+    <w:p>
+      <w:pPr>
+        <w:jc w:val="right"/>
+        <w:bidi/>
+      </w:pPr>
+      <w:r>
+        <w:rPr>
+          <w:b w:val="0"/>
+          <w:i w:val="0"/>
+        </w:rPr>
+        <w:t>يوعد ديق مت</w:t>
+      </w:r>
+    </w:p>
+    <w:p>
+      <w:pPr>
+        <w:jc w:val="right"/>
+        <w:bidi/>
+      </w:pPr>
+      <w:r>
+        <w:rPr>
+          <w:b w:val="0"/>
+          <w:i w:val="0"/>
+        </w:rPr>
+        <w:t>مقدمة للمحكمة المحكمة التجارية بجدة رقم الطلب ٢٠٧٩٠٨ التاريخ ١٤٤٢/١٢/١٧</w:t>
+      </w:r>
+    </w:p>
+    <w:p>
+      <w:pPr>
+        <w:jc w:val="right"/>
+        <w:bidi/>
+      </w:pPr>
+      <w:r>
+        <w:rPr>
+          <w:b w:val="0"/>
+          <w:i w:val="0"/>
+        </w:rPr>
+        <w:t>درف :</w:t>
+      </w:r>
+    </w:p>
+    <w:p>
+      <w:pPr>
+        <w:jc w:val="right"/>
+        <w:bidi/>
+      </w:pPr>
+      <w:r>
+        <w:rPr>
+          <w:b w:val="0"/>
+          <w:i w:val="0"/>
+        </w:rPr>
+        <w:t>يعدملا تانايب</w:t>
+      </w:r>
+    </w:p>
+    <w:p>
+      <w:pPr>
+        <w:jc w:val="right"/>
+        <w:bidi/>
+      </w:pPr>
+      <w:r>
+        <w:rPr>
+          <w:b w:val="0"/>
+          <w:i w:val="0"/>
+        </w:rPr>
+        <w:t>رجات</w:t>
+      </w:r>
+    </w:p>
+    <w:p>
+      <w:pPr>
+        <w:jc w:val="right"/>
+        <w:bidi/>
+      </w:pPr>
+      <w:r>
+        <w:rPr>
+          <w:b w:val="0"/>
+          <w:i w:val="0"/>
+        </w:rPr>
+        <w:t>ةنهملا</w:t>
+      </w:r>
+    </w:p>
+    <w:p>
+      <w:pPr>
+        <w:jc w:val="right"/>
+        <w:bidi/>
+      </w:pPr>
+      <w:r>
+        <w:rPr>
+          <w:b w:val="0"/>
+          <w:i w:val="0"/>
+        </w:rPr>
+        <w:t>االسم عدنان احمد عباس زيني</w:t>
+      </w:r>
+    </w:p>
+    <w:p>
+      <w:pPr>
+        <w:jc w:val="right"/>
+        <w:bidi/>
+      </w:pPr>
+      <w:r>
+        <w:rPr>
+          <w:b w:val="0"/>
+          <w:i w:val="0"/>
+        </w:rPr>
+        <w:t>يدوعــس</w:t>
+      </w:r>
+    </w:p>
+    <w:p>
+      <w:pPr>
+        <w:jc w:val="right"/>
+        <w:bidi/>
+      </w:pPr>
+      <w:r>
+        <w:rPr>
+          <w:b w:val="0"/>
+          <w:i w:val="0"/>
+        </w:rPr>
+        <w:t>ةيسنجلا</w:t>
+      </w:r>
+    </w:p>
+    <w:p>
+      <w:pPr>
+        <w:jc w:val="right"/>
+        <w:bidi/>
+      </w:pPr>
+      <w:r>
+        <w:rPr>
+          <w:b w:val="0"/>
+          <w:i w:val="0"/>
+        </w:rPr>
+        <w:t>رجات لمعلا ناكم</w:t>
+      </w:r>
+    </w:p>
+    <w:p>
+      <w:pPr>
+        <w:pStyle w:val="Heading2"/>
+        <w:jc w:val="right"/>
+        <w:bidi/>
+      </w:pPr>
+      <w:r>
+        <w:t>[بيانات الأطراف: المدعي / المدعى عليه / الحاضرون] ===</w:t>
+        <w:br/>
+        <w:t>نوعه هوية وطنية</w:t>
+      </w:r>
+    </w:p>
+    <w:p>
+      <w:pPr>
+        <w:pStyle w:val="Heading2"/>
+        <w:jc w:val="right"/>
+        <w:bidi/>
+      </w:pPr>
+      <w:r>
+        <w:t>[نص الضبط / الحكم — المتن الفعلي] ===</w:t>
+        <w:br/>
+        <w:t>١٠١٧٠٩٢٧٣٣ لجسلا مقر</w:t>
+      </w:r>
+    </w:p>
+    <w:p>
+      <w:pPr>
+        <w:jc w:val="right"/>
+        <w:bidi/>
+      </w:pPr>
+      <w:r>
+        <w:rPr>
+          <w:b w:val="0"/>
+          <w:i w:val="0"/>
+        </w:rPr>
+        <w:t>يعدملا ةماقإ ناكم</w:t>
+      </w:r>
+    </w:p>
+    <w:p>
+      <w:pPr>
+        <w:jc w:val="right"/>
+        <w:bidi/>
+      </w:pPr>
+      <w:r>
+        <w:rPr>
+          <w:b w:val="0"/>
+          <w:i w:val="0"/>
+        </w:rPr>
+        <w:t>ماعلا عراشلا ٠٠٠٠ ينبملا مقر</w:t>
+      </w:r>
+    </w:p>
+    <w:p>
+      <w:pPr>
+        <w:jc w:val="right"/>
+        <w:bidi/>
+      </w:pPr>
+      <w:r>
+        <w:rPr>
+          <w:b w:val="0"/>
+          <w:i w:val="0"/>
+        </w:rPr>
+        <w:t>هدج ةنيدملا</w:t>
+      </w:r>
+    </w:p>
+    <w:p>
+      <w:pPr>
+        <w:jc w:val="right"/>
+        <w:bidi/>
+      </w:pPr>
+      <w:r>
+        <w:rPr>
+          <w:b w:val="0"/>
+          <w:i w:val="0"/>
+        </w:rPr>
+        <w:t>٠٠٠٠٠ مقر ةدحو ٠ يفاضلإا زمرلا ٠ يديربلا زمرلا ٠٥٠٥٦٠٩٠٤٠ لقنتملا فتاهلا ينورتكللإا ديربلا ينيز سابع دمحا ناندع</w:t>
+      </w:r>
+    </w:p>
+    <w:p>
+      <w:pPr>
+        <w:jc w:val="right"/>
+        <w:bidi/>
+      </w:pPr>
+      <w:r>
+        <w:rPr>
+          <w:b w:val="0"/>
+          <w:i w:val="0"/>
+        </w:rPr>
+        <w:t>يعدملا لثمم تانايب</w:t>
+      </w:r>
+    </w:p>
+    <w:p>
+      <w:pPr>
+        <w:jc w:val="right"/>
+        <w:bidi/>
+      </w:pPr>
+      <w:r>
+        <w:rPr>
+          <w:b w:val="0"/>
+          <w:i w:val="0"/>
+        </w:rPr>
+        <w:t>ةنهملا</w:t>
+      </w:r>
+    </w:p>
+    <w:p>
+      <w:pPr>
+        <w:jc w:val="right"/>
+        <w:bidi/>
+      </w:pPr>
+      <w:r>
+        <w:rPr>
+          <w:b w:val="0"/>
+          <w:i w:val="0"/>
+        </w:rPr>
+        <w:t>يريطملا دعس نب حبار نب يكرت</w:t>
+      </w:r>
+    </w:p>
+    <w:p>
+      <w:pPr>
+        <w:jc w:val="right"/>
+        <w:bidi/>
+      </w:pPr>
+      <w:r>
+        <w:rPr>
+          <w:b w:val="0"/>
+          <w:i w:val="0"/>
+        </w:rPr>
+        <w:t>مسلاا</w:t>
+      </w:r>
+    </w:p>
+    <w:p>
+      <w:pPr>
+        <w:jc w:val="right"/>
+        <w:bidi/>
+      </w:pPr>
+      <w:r>
+        <w:rPr>
+          <w:b w:val="0"/>
+          <w:i w:val="0"/>
+        </w:rPr>
+        <w:t>يدوعــس</w:t>
+      </w:r>
+    </w:p>
+    <w:p>
+      <w:pPr>
+        <w:jc w:val="right"/>
+        <w:bidi/>
+      </w:pPr>
+      <w:r>
+        <w:rPr>
+          <w:b w:val="0"/>
+          <w:i w:val="0"/>
+        </w:rPr>
+        <w:t>ةيسنجلا</w:t>
+      </w:r>
+    </w:p>
+    <w:p>
+      <w:pPr>
+        <w:jc w:val="right"/>
+        <w:bidi/>
+      </w:pPr>
+      <w:r>
+        <w:rPr>
+          <w:b w:val="0"/>
+          <w:i w:val="0"/>
+        </w:rPr>
+        <w:t>لمعلا ناكم</w:t>
+      </w:r>
+    </w:p>
+    <w:p>
+      <w:pPr>
+        <w:pStyle w:val="Heading2"/>
+        <w:jc w:val="right"/>
+        <w:bidi/>
+      </w:pPr>
+      <w:r>
+        <w:t>[بيانات الأطراف: المدعي / المدعى عليه / الحاضرون] ===</w:t>
+        <w:br/>
+        <w:t>٤٠٩٥٨٩٥٦ رقم السجل ١١٢٢٨٥٠٥٣٨ نوعه هوية وطنية</w:t>
+      </w:r>
+    </w:p>
+    <w:p>
+      <w:pPr>
+        <w:pStyle w:val="Heading2"/>
+        <w:jc w:val="right"/>
+        <w:bidi/>
+      </w:pPr>
+      <w:r>
+        <w:t>[نص الضبط / الحكم — المتن الفعلي] ===</w:t>
+        <w:br/>
+        <w:t>اهمقر ليكو ةفصلا دنس ةيدلاخلا عرف ةدج لامش لدع ةباتك اهردصم ١٤٤٠/٠٥/٢٣ اهخيرات يعدملا لثمم ةماقا ناكم</w:t>
+      </w:r>
+    </w:p>
+    <w:p>
+      <w:pPr>
+        <w:jc w:val="right"/>
+        <w:bidi/>
+      </w:pPr>
+      <w:r>
+        <w:rPr>
+          <w:b w:val="0"/>
+          <w:i w:val="0"/>
+        </w:rPr>
+        <w:t>ماعلا عراشلا</w:t>
+      </w:r>
+    </w:p>
+    <w:p>
+      <w:pPr>
+        <w:jc w:val="right"/>
+        <w:bidi/>
+      </w:pPr>
+      <w:r>
+        <w:rPr>
+          <w:b w:val="0"/>
+          <w:i w:val="0"/>
+        </w:rPr>
+        <w:t>عراشلا</w:t>
+      </w:r>
+    </w:p>
+    <w:p>
+      <w:pPr>
+        <w:jc w:val="right"/>
+        <w:bidi/>
+      </w:pPr>
+      <w:r>
+        <w:rPr>
+          <w:b w:val="0"/>
+          <w:i w:val="0"/>
+        </w:rPr>
+        <w:t>٠ ينبملا مقر</w:t>
+      </w:r>
+    </w:p>
+    <w:p>
+      <w:pPr>
+        <w:jc w:val="right"/>
+        <w:bidi/>
+      </w:pPr>
+      <w:r>
+        <w:rPr>
+          <w:b w:val="0"/>
+          <w:i w:val="0"/>
+        </w:rPr>
+        <w:t>هدج</w:t>
+      </w:r>
+    </w:p>
+    <w:p>
+      <w:pPr>
+        <w:jc w:val="right"/>
+        <w:bidi/>
+      </w:pPr>
+      <w:r>
+        <w:rPr>
+          <w:b w:val="0"/>
+          <w:i w:val="0"/>
+        </w:rPr>
+        <w:t>ةنيدملا ٠٠٠٠ مقر ةدحو ٠</w:t>
+      </w:r>
+    </w:p>
+    <w:p>
+      <w:pPr>
+        <w:jc w:val="right"/>
+        <w:bidi/>
+      </w:pPr>
+      <w:r>
+        <w:rPr>
+          <w:b w:val="0"/>
+          <w:i w:val="0"/>
+        </w:rPr>
+        <w:t>يفاضلإا زمرلا</w:t>
+      </w:r>
+    </w:p>
+    <w:p>
+      <w:pPr>
+        <w:jc w:val="right"/>
+        <w:bidi/>
+      </w:pPr>
+      <w:r>
+        <w:rPr>
+          <w:b w:val="0"/>
+          <w:i w:val="0"/>
+        </w:rPr>
+        <w:t>٠ يديربلا زمرلا</w:t>
+      </w:r>
+    </w:p>
+    <w:p>
+      <w:pPr>
+        <w:pStyle w:val="Heading2"/>
+        <w:jc w:val="right"/>
+        <w:bidi/>
+      </w:pPr>
+      <w:r>
+        <w:t>[ترويسة / كليشة وزارة العدل — معلومات رسمية متكررة] ===</w:t>
+        <w:br/>
+        <w:t>turki.rabh@gmail.com ينورتكللإا ديربلا</w:t>
+      </w:r>
+    </w:p>
+    <w:p>
+      <w:pPr>
+        <w:pStyle w:val="Heading2"/>
+        <w:jc w:val="right"/>
+        <w:bidi/>
+      </w:pPr>
+      <w:r>
+        <w:t>[نص الضبط / الحكم — المتن الفعلي] ===</w:t>
+        <w:br/>
+        <w:t>٠٥٥٥٢٢٢٩٢٠ فتاهلا</w:t>
+      </w:r>
+    </w:p>
+    <w:p>
+      <w:pPr>
+        <w:jc w:val="right"/>
+        <w:bidi/>
+      </w:pPr>
+      <w:r>
+        <w:rPr>
+          <w:b w:val="0"/>
+          <w:i w:val="0"/>
+        </w:rPr>
+        <w:t>٤٤٤٠٦٠ : يعجرملا دوكلا ص ٠٨:١٩ تقولا ١٤٤٢/١٢/٢٦ : خيراتلا ٤ نم ١ : ةحفصلا</w:t>
+      </w:r>
+    </w:p>
+    <w:p>
+      <w:pPr>
         <w:jc w:val="right"/>
         <w:bidi/>
       </w:pPr>
@@ -91,7 +578,610 @@
           <w:b w:val="0"/>
           <w:i w:val="0"/>
         </w:rPr>
-        <w:t>مويب ىلولأا ةسلجلا دعوم لبق كلذو ،يعدملا ىوعد ىلع درلل ةينورتكلإ ةركذم عاديإ هيلع ىعدملا ىلع بجي-٢ .ددحملا دعوملا يف روضحلا -١ :بولطملا للاخ نم (ىلولأا عافدلا ةركذم عاديإ) ةمدخ ربع اينورتكلإ ةركذملا عاديإ متيو ،ةيعرشلا تاعفارملا ماظن نم نيعبرلأاو ةسماخلا ةداملا مكحب لامع ،لقلأا ىلع .(ةمدخلا ىلع لوخدلا \&lt; يراجتلا ءاضقلا ةباوب \&lt; ةينورتكللإا تامدخلا \&lt; لدعلا ةرازو عقوم) :ةيلاتلا تاوطخلا</w:t>
+        <w:t>ىوعدلا ةفيحص تانايب</w:t>
+      </w:r>
+    </w:p>
+    <w:p>
+      <w:pPr>
+        <w:jc w:val="right"/>
+        <w:bidi/>
+      </w:pPr>
+      <w:r>
+        <w:rPr>
+          <w:b w:val="0"/>
+          <w:i w:val="0"/>
+        </w:rPr>
+        <w:t>يوعد ديق مت</w:t>
+      </w:r>
+    </w:p>
+    <w:p>
+      <w:pPr>
+        <w:jc w:val="right"/>
+        <w:bidi/>
+      </w:pPr>
+      <w:r>
+        <w:rPr>
+          <w:b w:val="0"/>
+          <w:i w:val="0"/>
+        </w:rPr>
+        <w:t>فرد مقدمة للمحكمة المحكمة التجارية بجدة رقم الطلب ٢٠٧٩٠٨ التاريخ ١٤٤٢/١٢/١٧</w:t>
+      </w:r>
+    </w:p>
+    <w:p>
+      <w:pPr>
+        <w:pStyle w:val="Heading2"/>
+        <w:jc w:val="right"/>
+        <w:bidi/>
+      </w:pPr>
+      <w:r>
+        <w:t>[بيانات الأطراف: المدعي / المدعى عليه / الحاضرون] ===</w:t>
+        <w:br/>
+        <w:t>بيانات المدعى عليه:</w:t>
+      </w:r>
+    </w:p>
+    <w:p>
+      <w:pPr>
+        <w:pStyle w:val="Heading2"/>
+        <w:jc w:val="right"/>
+        <w:bidi/>
+      </w:pPr>
+      <w:r>
+        <w:t>[نص الضبط / الحكم — المتن الفعلي] ===</w:t>
+        <w:br/>
+        <w:t>ةفيظولا / ةنهملا</w:t>
+      </w:r>
+    </w:p>
+    <w:p>
+      <w:pPr>
+        <w:jc w:val="right"/>
+        <w:bidi/>
+      </w:pPr>
+      <w:r>
+        <w:rPr>
+          <w:b w:val="0"/>
+          <w:i w:val="0"/>
+        </w:rPr>
+        <w:t>اسامة احمد عباس زيني</w:t>
+      </w:r>
+    </w:p>
+    <w:p>
+      <w:pPr>
+        <w:jc w:val="right"/>
+        <w:bidi/>
+      </w:pPr>
+      <w:r>
+        <w:rPr>
+          <w:b w:val="0"/>
+          <w:i w:val="0"/>
+        </w:rPr>
+        <w:t>مسلاا</w:t>
+      </w:r>
+    </w:p>
+    <w:p>
+      <w:pPr>
+        <w:jc w:val="right"/>
+        <w:bidi/>
+      </w:pPr>
+      <w:r>
+        <w:rPr>
+          <w:b w:val="0"/>
+          <w:i w:val="0"/>
+        </w:rPr>
+        <w:t>يدوعــس</w:t>
+      </w:r>
+    </w:p>
+    <w:p>
+      <w:pPr>
+        <w:jc w:val="right"/>
+        <w:bidi/>
+      </w:pPr>
+      <w:r>
+        <w:rPr>
+          <w:b w:val="0"/>
+          <w:i w:val="0"/>
+        </w:rPr>
+        <w:t>ةيسنجلا</w:t>
+      </w:r>
+    </w:p>
+    <w:p>
+      <w:pPr>
+        <w:jc w:val="right"/>
+        <w:bidi/>
+      </w:pPr>
+      <w:r>
+        <w:rPr>
+          <w:b w:val="0"/>
+          <w:i w:val="0"/>
+        </w:rPr>
+        <w:t>لمعلا ناكم</w:t>
+      </w:r>
+    </w:p>
+    <w:p>
+      <w:pPr>
+        <w:pStyle w:val="Heading2"/>
+        <w:jc w:val="right"/>
+        <w:bidi/>
+      </w:pPr>
+      <w:r>
+        <w:t>[بيانات الأطراف: المدعي / المدعى عليه / الحاضرون] ===</w:t>
+        <w:br/>
+        <w:t>هوية وطنية</w:t>
+      </w:r>
+    </w:p>
+    <w:p>
+      <w:pPr>
+        <w:pStyle w:val="Heading2"/>
+        <w:jc w:val="right"/>
+        <w:bidi/>
+      </w:pPr>
+      <w:r>
+        <w:t>[نص الضبط / الحكم — المتن الفعلي] ===</w:t>
+        <w:br/>
+        <w:t>هعون</w:t>
+      </w:r>
+    </w:p>
+    <w:p>
+      <w:pPr>
+        <w:jc w:val="right"/>
+        <w:bidi/>
+      </w:pPr>
+      <w:r>
+        <w:rPr>
+          <w:b w:val="0"/>
+          <w:i w:val="0"/>
+        </w:rPr>
+        <w:t>١٠٠٨٠١٧٣٠١</w:t>
+      </w:r>
+    </w:p>
+    <w:p>
+      <w:pPr>
+        <w:jc w:val="right"/>
+        <w:bidi/>
+      </w:pPr>
+      <w:r>
+        <w:rPr>
+          <w:b w:val="0"/>
+          <w:i w:val="0"/>
+        </w:rPr>
+        <w:t>لجسلا مقر</w:t>
+      </w:r>
+    </w:p>
+    <w:p>
+      <w:pPr>
+        <w:jc w:val="right"/>
+        <w:bidi/>
+      </w:pPr>
+      <w:r>
+        <w:rPr>
+          <w:b w:val="0"/>
+          <w:i w:val="0"/>
+        </w:rPr>
+        <w:t>هيلع ىعدملا ةماقإ ناكم</w:t>
+      </w:r>
+    </w:p>
+    <w:p>
+      <w:pPr>
+        <w:jc w:val="right"/>
+        <w:bidi/>
+      </w:pPr>
+      <w:r>
+        <w:rPr>
+          <w:b w:val="0"/>
+          <w:i w:val="0"/>
+        </w:rPr>
+        <w:t>عراشلا وا يحلا ملعن لا</w:t>
+      </w:r>
+    </w:p>
+    <w:p>
+      <w:pPr>
+        <w:jc w:val="right"/>
+        <w:bidi/>
+      </w:pPr>
+      <w:r>
+        <w:rPr>
+          <w:b w:val="0"/>
+          <w:i w:val="0"/>
+        </w:rPr>
+        <w:t>عراشلا</w:t>
+      </w:r>
+    </w:p>
+    <w:p>
+      <w:pPr>
+        <w:jc w:val="right"/>
+        <w:bidi/>
+      </w:pPr>
+      <w:r>
+        <w:rPr>
+          <w:b w:val="0"/>
+          <w:i w:val="0"/>
+        </w:rPr>
+        <w:t>ينبملا مقر</w:t>
+      </w:r>
+    </w:p>
+    <w:p>
+      <w:pPr>
+        <w:jc w:val="right"/>
+        <w:bidi/>
+      </w:pPr>
+      <w:r>
+        <w:rPr>
+          <w:b w:val="0"/>
+          <w:i w:val="0"/>
+        </w:rPr>
+        <w:t>هدج</w:t>
+      </w:r>
+    </w:p>
+    <w:p>
+      <w:pPr>
+        <w:jc w:val="right"/>
+        <w:bidi/>
+      </w:pPr>
+      <w:r>
+        <w:rPr>
+          <w:b w:val="0"/>
+          <w:i w:val="0"/>
+        </w:rPr>
+        <w:t>ةنيدملا</w:t>
+      </w:r>
+    </w:p>
+    <w:p>
+      <w:pPr>
+        <w:jc w:val="right"/>
+        <w:bidi/>
+      </w:pPr>
+      <w:r>
+        <w:rPr>
+          <w:b w:val="0"/>
+          <w:i w:val="0"/>
+        </w:rPr>
+        <w:t>وحدة رقم</w:t>
+      </w:r>
+    </w:p>
+    <w:p>
+      <w:pPr>
+        <w:jc w:val="right"/>
+        <w:bidi/>
+      </w:pPr>
+      <w:r>
+        <w:rPr>
+          <w:b w:val="0"/>
+          <w:i w:val="0"/>
+        </w:rPr>
+        <w:t>يفاضلإا زمرلا</w:t>
+      </w:r>
+    </w:p>
+    <w:p>
+      <w:pPr>
+        <w:jc w:val="right"/>
+        <w:bidi/>
+      </w:pPr>
+      <w:r>
+        <w:rPr>
+          <w:b w:val="0"/>
+          <w:i w:val="0"/>
+        </w:rPr>
+        <w:t>يديربلا زمرلا</w:t>
+      </w:r>
+    </w:p>
+    <w:p>
+      <w:pPr>
+        <w:jc w:val="right"/>
+        <w:bidi/>
+      </w:pPr>
+      <w:r>
+        <w:rPr>
+          <w:b w:val="0"/>
+          <w:i w:val="0"/>
+        </w:rPr>
+        <w:t>درف</w:t>
+      </w:r>
+    </w:p>
+    <w:p>
+      <w:pPr>
+        <w:jc w:val="right"/>
+        <w:bidi/>
+      </w:pPr>
+      <w:r>
+        <w:rPr>
+          <w:b w:val="0"/>
+          <w:i w:val="0"/>
+        </w:rPr>
+        <w:t>:</w:t>
+      </w:r>
+    </w:p>
+    <w:p>
+      <w:pPr>
+        <w:pStyle w:val="Heading2"/>
+        <w:jc w:val="right"/>
+        <w:bidi/>
+      </w:pPr>
+      <w:r>
+        <w:t>[بيانات الأطراف: المدعي / المدعى عليه / الحاضرون] ===</w:t>
+        <w:br/>
+        <w:t>بيانات المدعى عليه</w:t>
+      </w:r>
+    </w:p>
+    <w:p>
+      <w:pPr>
+        <w:pStyle w:val="Heading2"/>
+        <w:jc w:val="right"/>
+        <w:bidi/>
+      </w:pPr>
+      <w:r>
+        <w:t>[نص الضبط / الحكم — المتن الفعلي] ===</w:t>
+        <w:br/>
+        <w:t>ةفيظولا / ةنهملا</w:t>
+      </w:r>
+    </w:p>
+    <w:p>
+      <w:pPr>
+        <w:jc w:val="right"/>
+        <w:bidi/>
+      </w:pPr>
+      <w:r>
+        <w:rPr>
+          <w:b w:val="0"/>
+          <w:i w:val="0"/>
+        </w:rPr>
+        <w:t>يزارحلا يلعدمحم ىيحيدمحم ةقتاع</w:t>
+      </w:r>
+    </w:p>
+    <w:p>
+      <w:pPr>
+        <w:jc w:val="right"/>
+        <w:bidi/>
+      </w:pPr>
+      <w:r>
+        <w:rPr>
+          <w:b w:val="0"/>
+          <w:i w:val="0"/>
+        </w:rPr>
+        <w:t>مسلاا</w:t>
+      </w:r>
+    </w:p>
+    <w:p>
+      <w:pPr>
+        <w:jc w:val="right"/>
+        <w:bidi/>
+      </w:pPr>
+      <w:r>
+        <w:rPr>
+          <w:b w:val="0"/>
+          <w:i w:val="0"/>
+        </w:rPr>
+        <w:t>يدوعــس</w:t>
+      </w:r>
+    </w:p>
+    <w:p>
+      <w:pPr>
+        <w:jc w:val="right"/>
+        <w:bidi/>
+      </w:pPr>
+      <w:r>
+        <w:rPr>
+          <w:b w:val="0"/>
+          <w:i w:val="0"/>
+        </w:rPr>
+        <w:t>ةيسنجلا</w:t>
+      </w:r>
+    </w:p>
+    <w:p>
+      <w:pPr>
+        <w:jc w:val="right"/>
+        <w:bidi/>
+      </w:pPr>
+      <w:r>
+        <w:rPr>
+          <w:b w:val="0"/>
+          <w:i w:val="0"/>
+        </w:rPr>
+        <w:t>لمعلا ناكم</w:t>
+      </w:r>
+    </w:p>
+    <w:p>
+      <w:pPr>
+        <w:pStyle w:val="Heading2"/>
+        <w:jc w:val="right"/>
+        <w:bidi/>
+      </w:pPr>
+      <w:r>
+        <w:t>[بيانات الأطراف: المدعي / المدعى عليه / الحاضرون] ===</w:t>
+        <w:br/>
+        <w:t>هوية وطنية</w:t>
+      </w:r>
+    </w:p>
+    <w:p>
+      <w:pPr>
+        <w:pStyle w:val="Heading2"/>
+        <w:jc w:val="right"/>
+        <w:bidi/>
+      </w:pPr>
+      <w:r>
+        <w:t>[نص الضبط / الحكم — المتن الفعلي] ===</w:t>
+        <w:br/>
+        <w:t>هعون١٠٠٧٠٥٦٨٤٧</w:t>
+      </w:r>
+    </w:p>
+    <w:p>
+      <w:pPr>
+        <w:jc w:val="right"/>
+        <w:bidi/>
+      </w:pPr>
+      <w:r>
+        <w:rPr>
+          <w:b w:val="0"/>
+          <w:i w:val="0"/>
+        </w:rPr>
+        <w:t>لجسلا مقر</w:t>
+      </w:r>
+    </w:p>
+    <w:p>
+      <w:pPr>
+        <w:jc w:val="right"/>
+        <w:bidi/>
+      </w:pPr>
+      <w:r>
+        <w:rPr>
+          <w:b w:val="0"/>
+          <w:i w:val="0"/>
+        </w:rPr>
+        <w:t>هيلع ىعدملا ةماقإ ناكم</w:t>
+      </w:r>
+    </w:p>
+    <w:p>
+      <w:pPr>
+        <w:jc w:val="right"/>
+        <w:bidi/>
+      </w:pPr>
+      <w:r>
+        <w:rPr>
+          <w:b w:val="0"/>
+          <w:i w:val="0"/>
+        </w:rPr>
+        <w:t>عراشلا وا يحلا ملعن لا</w:t>
+      </w:r>
+    </w:p>
+    <w:p>
+      <w:pPr>
+        <w:jc w:val="right"/>
+        <w:bidi/>
+      </w:pPr>
+      <w:r>
+        <w:rPr>
+          <w:b w:val="0"/>
+          <w:i w:val="0"/>
+        </w:rPr>
+        <w:t>عراشلا</w:t>
+      </w:r>
+    </w:p>
+    <w:p>
+      <w:pPr>
+        <w:jc w:val="right"/>
+        <w:bidi/>
+      </w:pPr>
+      <w:r>
+        <w:rPr>
+          <w:b w:val="0"/>
+          <w:i w:val="0"/>
+        </w:rPr>
+        <w:t>ينبملا مقر</w:t>
+      </w:r>
+    </w:p>
+    <w:p>
+      <w:pPr>
+        <w:jc w:val="right"/>
+        <w:bidi/>
+      </w:pPr>
+      <w:r>
+        <w:rPr>
+          <w:b w:val="0"/>
+          <w:i w:val="0"/>
+        </w:rPr>
+        <w:t>هدج</w:t>
+      </w:r>
+    </w:p>
+    <w:p>
+      <w:pPr>
+        <w:jc w:val="right"/>
+        <w:bidi/>
+      </w:pPr>
+      <w:r>
+        <w:rPr>
+          <w:b w:val="0"/>
+          <w:i w:val="0"/>
+        </w:rPr>
+        <w:t>ةنيدملا</w:t>
+      </w:r>
+    </w:p>
+    <w:p>
+      <w:pPr>
+        <w:jc w:val="right"/>
+        <w:bidi/>
+      </w:pPr>
+      <w:r>
+        <w:rPr>
+          <w:b w:val="0"/>
+          <w:i w:val="0"/>
+        </w:rPr>
+        <w:t>وحدة رقم</w:t>
+      </w:r>
+    </w:p>
+    <w:p>
+      <w:pPr>
+        <w:jc w:val="right"/>
+        <w:bidi/>
+      </w:pPr>
+      <w:r>
+        <w:rPr>
+          <w:b w:val="0"/>
+          <w:i w:val="0"/>
+        </w:rPr>
+        <w:t>يفاضلإا زمرلا</w:t>
+      </w:r>
+    </w:p>
+    <w:p>
+      <w:pPr>
+        <w:jc w:val="right"/>
+        <w:bidi/>
+      </w:pPr>
+      <w:r>
+        <w:rPr>
+          <w:b w:val="0"/>
+          <w:i w:val="0"/>
+        </w:rPr>
+        <w:t>يديربلا زمرلا</w:t>
+      </w:r>
+    </w:p>
+    <w:p>
+      <w:pPr>
+        <w:jc w:val="right"/>
+        <w:bidi/>
+      </w:pPr>
+      <w:r>
+        <w:rPr>
+          <w:b w:val="0"/>
+          <w:i w:val="0"/>
+        </w:rPr>
+        <w:t>نوجز إلى فضيلتكم دعوانا بالتفصيل اآلتي: بتاريخ /٢٦ /٧ ١٤٣٤هـ صدر حكم من المحكمة العامة بجدة بالصك رقم ٤٣٢٨١٤٤٩</w:t>
+      </w:r>
+    </w:p>
+    <w:p>
+      <w:pPr>
+        <w:jc w:val="right"/>
+        <w:bidi/>
+      </w:pPr>
+      <w:r>
+        <w:rPr>
+          <w:b w:val="0"/>
+          <w:i w:val="0"/>
+        </w:rPr>
+        <w:t>٩٠% من راس المال، كما نبلغكم أن النظام اليسمح لنا بإضافة مدعي او مدعى عليه اخر. ١٤٣٨هـ يقضي باختصاص القضاء التجاري لنظر هذه الدعوى (مرفق صك حكم االختصاص) )، ذكرنا ان الحصص هي نسبتها عليها من شركة احمد زيني التجارية. علما أنه صدر حكم من المحكمة العامة بجدة بصك رقم ٣٨٥٥٨٤٩ وتاريخ /١٠ /٢ للمطالبات الودية من قبل موكلي مما اضطرنا إلى االلتجاء إلى فضيلتكم إللزام المدعى عليه بسداد قيمة الحصص التي استولى /٥ ١٤٣٨هـ (مرفق صك حصر الورثة) وبما ان المدعى عليه قد أمتنع عند سداد قيمة الحصص المشار إليها أعاله ولعدم استجابته الله/ أحمد عباس زيني، وانحصر إرثه في المدعي والمدعى عليه ووالدتهما بموجب صك حصر ورثة رقم ٣٨٣٩١٥٧٥ وتاريخ /١٢ باطلة بناء على فقدان المورث يرحمه الله لألهلية اثناء فترة البيع. وبتاريخ /٢١ /٤ ١٤٣٨هـ توفي مورث موكلي المغفور له بإذن قبل الدوائر التجارية بديوان المظالم في حينه. (مرفق التقرير المحاسبي) علما أن الوكاالت التي أجريت بها عملية البيع وكاالت وتسعمائة وواحد وثالثون ريال وهي بنسبة (٩٠%) من راس مال الشركة وذلك بناء على تقرير محاسبي صادر من خبير مكلف من وقد بلغت قيمة تلك الحصص مبلغا وقدرة (٩٣١٫٧٥٧٫٣٦٨) ثالثمائة وثمانية وستون مليون وسبعمائة وسبعة وخمسون الف (٠٠٠٫٤٥٠) ريال فقط وبذلك انتقلت ملكية تلك الحصص وهي بنسبة (٩٠%) من أمالك مورث موكلي إلى أمالك المدعى عليه، ٤٠٣٠١٩٦١٠٢ من مورث موكلي &amp;ndash; يرحمه الله &amp;ndash; لنفسه حيث وقع عن البائع وعن المشتري بقيمة بيع &amp;ndash; وقام بالتوقيع عنه في بيع حصصه في شركة احمد زيني التجارية (ذات مسئولية محدودة) سجل تجاري رقم وثناء نظر دعوى الولي المشار إليها اعاله استغل المدعى عليه الوكاالت الممنوحة له من مورث موكلي &amp;ndash; يرحمه الله وتاريخ /٢٦ /٧ ١٤٣٤هـ يقضي بتولي قيما على المورث لفقدانه األهلية واإلدراك (مرفق صك الحكم) وفي فترة الشك والريبة الموضوع :</w:t>
+      </w:r>
+    </w:p>
+    <w:p>
+      <w:pPr>
+        <w:jc w:val="right"/>
+        <w:bidi/>
+      </w:pPr>
+      <w:r>
+        <w:rPr>
+          <w:b w:val="0"/>
+          <w:i w:val="0"/>
+        </w:rPr>
+        <w:t>٤٤٤٠٦٠ : يعجرملا دوكلا ص ٠٨:١٩ تقولا ١٤٤٢/١٢/٢٦ : خيراتلا ٤ نم ٢ : ةحفصلا</w:t>
+      </w:r>
+    </w:p>
+    <w:p>
+      <w:pPr>
+        <w:jc w:val="right"/>
+        <w:bidi/>
+      </w:pPr>
+      <w:r>
+        <w:rPr>
+          <w:b w:val="0"/>
+          <w:i w:val="0"/>
+        </w:rPr>
+        <w:t>ةدجب ةيراجتلا ةمكحملا (٥٠٠٣) ىواعدلا ةرادإ ماظن ريراقت</w:t>
       </w:r>
     </w:p>
     <w:p>
@@ -117,1111 +1207,6 @@
           <w:b w:val="0"/>
           <w:i w:val="0"/>
         </w:rPr>
-        <w:t>يوعد ديق مت</w:t>
-      </w:r>
-    </w:p>
-    <w:p>
-      <w:pPr>
-        <w:jc w:val="right"/>
-        <w:bidi/>
-      </w:pPr>
-      <w:r>
-        <w:rPr>
-          <w:b w:val="0"/>
-          <w:i w:val="0"/>
-        </w:rPr>
-        <w:t>مقدمة للمحكمة المحكمة التجارية بجدة رقم الطلب ٢٠٧٩٠٨ التاريخ ١٤٤٢/١٢/١٧</w:t>
-      </w:r>
-    </w:p>
-    <w:p>
-      <w:pPr>
-        <w:jc w:val="right"/>
-        <w:bidi/>
-      </w:pPr>
-      <w:r>
-        <w:rPr>
-          <w:b w:val="0"/>
-          <w:i w:val="0"/>
-        </w:rPr>
-        <w:t>درف :</w:t>
-      </w:r>
-    </w:p>
-    <w:p>
-      <w:pPr>
-        <w:jc w:val="right"/>
-        <w:bidi/>
-      </w:pPr>
-      <w:r>
-        <w:rPr>
-          <w:b w:val="0"/>
-          <w:i w:val="0"/>
-        </w:rPr>
-        <w:t>يعدملا تانايب</w:t>
-      </w:r>
-    </w:p>
-    <w:p>
-      <w:pPr>
-        <w:jc w:val="right"/>
-        <w:bidi/>
-      </w:pPr>
-      <w:r>
-        <w:rPr>
-          <w:b w:val="0"/>
-          <w:i w:val="0"/>
-        </w:rPr>
-        <w:t>رجات</w:t>
-      </w:r>
-    </w:p>
-    <w:p>
-      <w:pPr>
-        <w:jc w:val="right"/>
-        <w:bidi/>
-      </w:pPr>
-      <w:r>
-        <w:rPr>
-          <w:b w:val="0"/>
-          <w:i w:val="0"/>
-        </w:rPr>
-        <w:t>ةنهملا</w:t>
-      </w:r>
-    </w:p>
-    <w:p>
-      <w:pPr>
-        <w:jc w:val="right"/>
-        <w:bidi/>
-      </w:pPr>
-      <w:r>
-        <w:rPr>
-          <w:b w:val="0"/>
-          <w:i w:val="0"/>
-        </w:rPr>
-        <w:t>االسم عدنان احمد عباس زيني</w:t>
-      </w:r>
-    </w:p>
-    <w:p>
-      <w:pPr>
-        <w:jc w:val="right"/>
-        <w:bidi/>
-      </w:pPr>
-      <w:r>
-        <w:rPr>
-          <w:b w:val="0"/>
-          <w:i w:val="0"/>
-        </w:rPr>
-        <w:t>يدوعــس</w:t>
-      </w:r>
-    </w:p>
-    <w:p>
-      <w:pPr>
-        <w:jc w:val="right"/>
-        <w:bidi/>
-      </w:pPr>
-      <w:r>
-        <w:rPr>
-          <w:b w:val="0"/>
-          <w:i w:val="0"/>
-        </w:rPr>
-        <w:t>ةيسنجلا</w:t>
-      </w:r>
-    </w:p>
-    <w:p>
-      <w:pPr>
-        <w:jc w:val="right"/>
-        <w:bidi/>
-      </w:pPr>
-      <w:r>
-        <w:rPr>
-          <w:b w:val="0"/>
-          <w:i w:val="0"/>
-        </w:rPr>
-        <w:t>رجات لمعلا ناكم</w:t>
-      </w:r>
-    </w:p>
-    <w:p>
-      <w:pPr>
-        <w:jc w:val="right"/>
-        <w:bidi/>
-      </w:pPr>
-      <w:r>
-        <w:rPr>
-          <w:b w:val="0"/>
-          <w:i w:val="0"/>
-        </w:rPr>
-        <w:t>نوعه هوية وطنية</w:t>
-      </w:r>
-    </w:p>
-    <w:p>
-      <w:pPr>
-        <w:jc w:val="right"/>
-        <w:bidi/>
-      </w:pPr>
-      <w:r>
-        <w:rPr>
-          <w:b w:val="0"/>
-          <w:i w:val="0"/>
-        </w:rPr>
-        <w:t>١٠١٧٠٩٢٧٣٣ لجسلا مقر</w:t>
-      </w:r>
-    </w:p>
-    <w:p>
-      <w:pPr>
-        <w:jc w:val="right"/>
-        <w:bidi/>
-      </w:pPr>
-      <w:r>
-        <w:rPr>
-          <w:b w:val="0"/>
-          <w:i w:val="0"/>
-        </w:rPr>
-        <w:t>يعدملا ةماقإ ناكم</w:t>
-      </w:r>
-    </w:p>
-    <w:p>
-      <w:pPr>
-        <w:jc w:val="right"/>
-        <w:bidi/>
-      </w:pPr>
-      <w:r>
-        <w:rPr>
-          <w:b w:val="0"/>
-          <w:i w:val="0"/>
-        </w:rPr>
-        <w:t>ماعلا عراشلا ٠٠٠٠ ينبملا مقر</w:t>
-      </w:r>
-    </w:p>
-    <w:p>
-      <w:pPr>
-        <w:jc w:val="right"/>
-        <w:bidi/>
-      </w:pPr>
-      <w:r>
-        <w:rPr>
-          <w:b w:val="0"/>
-          <w:i w:val="0"/>
-        </w:rPr>
-        <w:t>هدج ةنيدملا</w:t>
-      </w:r>
-    </w:p>
-    <w:p>
-      <w:pPr>
-        <w:jc w:val="right"/>
-        <w:bidi/>
-      </w:pPr>
-      <w:r>
-        <w:rPr>
-          <w:b w:val="0"/>
-          <w:i w:val="0"/>
-        </w:rPr>
-        <w:t>٠٠٠٠٠ مقر ةدحو ٠ يفاضلإا زمرلا ٠ يديربلا زمرلا ٠٥٠٥٦٠٩٠٤٠ لقنتملا فتاهلا ينورتكللإا ديربلا ينيز سابع دمحا ناندع</w:t>
-      </w:r>
-    </w:p>
-    <w:p>
-      <w:pPr>
-        <w:jc w:val="right"/>
-        <w:bidi/>
-      </w:pPr>
-      <w:r>
-        <w:rPr>
-          <w:b w:val="0"/>
-          <w:i w:val="0"/>
-        </w:rPr>
-        <w:t>يعدملا لثمم تانايب</w:t>
-      </w:r>
-    </w:p>
-    <w:p>
-      <w:pPr>
-        <w:jc w:val="right"/>
-        <w:bidi/>
-      </w:pPr>
-      <w:r>
-        <w:rPr>
-          <w:b w:val="0"/>
-          <w:i w:val="0"/>
-        </w:rPr>
-        <w:t>ةنهملا</w:t>
-      </w:r>
-    </w:p>
-    <w:p>
-      <w:pPr>
-        <w:jc w:val="right"/>
-        <w:bidi/>
-      </w:pPr>
-      <w:r>
-        <w:rPr>
-          <w:b w:val="0"/>
-          <w:i w:val="0"/>
-        </w:rPr>
-        <w:t>يريطملا دعس نب حبار نب يكرت</w:t>
-      </w:r>
-    </w:p>
-    <w:p>
-      <w:pPr>
-        <w:jc w:val="right"/>
-        <w:bidi/>
-      </w:pPr>
-      <w:r>
-        <w:rPr>
-          <w:b w:val="0"/>
-          <w:i w:val="0"/>
-        </w:rPr>
-        <w:t>مسلاا</w:t>
-      </w:r>
-    </w:p>
-    <w:p>
-      <w:pPr>
-        <w:jc w:val="right"/>
-        <w:bidi/>
-      </w:pPr>
-      <w:r>
-        <w:rPr>
-          <w:b w:val="0"/>
-          <w:i w:val="0"/>
-        </w:rPr>
-        <w:t>يدوعــس</w:t>
-      </w:r>
-    </w:p>
-    <w:p>
-      <w:pPr>
-        <w:jc w:val="right"/>
-        <w:bidi/>
-      </w:pPr>
-      <w:r>
-        <w:rPr>
-          <w:b w:val="0"/>
-          <w:i w:val="0"/>
-        </w:rPr>
-        <w:t>ةيسنجلا</w:t>
-      </w:r>
-    </w:p>
-    <w:p>
-      <w:pPr>
-        <w:jc w:val="right"/>
-        <w:bidi/>
-      </w:pPr>
-      <w:r>
-        <w:rPr>
-          <w:b w:val="0"/>
-          <w:i w:val="0"/>
-        </w:rPr>
-        <w:t>لمعلا ناكم</w:t>
-      </w:r>
-    </w:p>
-    <w:p>
-      <w:pPr>
-        <w:jc w:val="right"/>
-        <w:bidi/>
-      </w:pPr>
-      <w:r>
-        <w:rPr>
-          <w:b w:val="0"/>
-          <w:i w:val="0"/>
-        </w:rPr>
-        <w:t>٤٠٩٥٨٩٥٦ رقم السجل ١١٢٢٨٥٠٥٣٨ نوعه هوية وطنية</w:t>
-      </w:r>
-    </w:p>
-    <w:p>
-      <w:pPr>
-        <w:jc w:val="right"/>
-        <w:bidi/>
-      </w:pPr>
-      <w:r>
-        <w:rPr>
-          <w:b w:val="0"/>
-          <w:i w:val="0"/>
-        </w:rPr>
-        <w:t>اهمقر ليكو ةفصلا دنس ةيدلاخلا عرف ةدج لامش لدع ةباتك اهردصم ١٤٤٠/٠٥/٢٣ اهخيرات يعدملا لثمم ةماقا ناكم</w:t>
-      </w:r>
-    </w:p>
-    <w:p>
-      <w:pPr>
-        <w:jc w:val="right"/>
-        <w:bidi/>
-      </w:pPr>
-      <w:r>
-        <w:rPr>
-          <w:b w:val="0"/>
-          <w:i w:val="0"/>
-        </w:rPr>
-        <w:t>ماعلا عراشلا</w:t>
-      </w:r>
-    </w:p>
-    <w:p>
-      <w:pPr>
-        <w:jc w:val="right"/>
-        <w:bidi/>
-      </w:pPr>
-      <w:r>
-        <w:rPr>
-          <w:b w:val="0"/>
-          <w:i w:val="0"/>
-        </w:rPr>
-        <w:t>عراشلا</w:t>
-      </w:r>
-    </w:p>
-    <w:p>
-      <w:pPr>
-        <w:jc w:val="right"/>
-        <w:bidi/>
-      </w:pPr>
-      <w:r>
-        <w:rPr>
-          <w:b w:val="0"/>
-          <w:i w:val="0"/>
-        </w:rPr>
-        <w:t>٠ ينبملا مقر</w:t>
-      </w:r>
-    </w:p>
-    <w:p>
-      <w:pPr>
-        <w:jc w:val="right"/>
-        <w:bidi/>
-      </w:pPr>
-      <w:r>
-        <w:rPr>
-          <w:b w:val="0"/>
-          <w:i w:val="0"/>
-        </w:rPr>
-        <w:t>هدج</w:t>
-      </w:r>
-    </w:p>
-    <w:p>
-      <w:pPr>
-        <w:jc w:val="right"/>
-        <w:bidi/>
-      </w:pPr>
-      <w:r>
-        <w:rPr>
-          <w:b w:val="0"/>
-          <w:i w:val="0"/>
-        </w:rPr>
-        <w:t>ةنيدملا ٠٠٠٠ مقر ةدحو ٠</w:t>
-      </w:r>
-    </w:p>
-    <w:p>
-      <w:pPr>
-        <w:jc w:val="right"/>
-        <w:bidi/>
-      </w:pPr>
-      <w:r>
-        <w:rPr>
-          <w:b w:val="0"/>
-          <w:i w:val="0"/>
-        </w:rPr>
-        <w:t>يفاضلإا زمرلا</w:t>
-      </w:r>
-    </w:p>
-    <w:p>
-      <w:pPr>
-        <w:jc w:val="right"/>
-        <w:bidi/>
-      </w:pPr>
-      <w:r>
-        <w:rPr>
-          <w:b w:val="0"/>
-          <w:i w:val="0"/>
-        </w:rPr>
-        <w:t>٠ يديربلا زمرلا</w:t>
-      </w:r>
-    </w:p>
-    <w:p>
-      <w:pPr>
-        <w:jc w:val="right"/>
-        <w:bidi/>
-      </w:pPr>
-      <w:r>
-        <w:rPr>
-          <w:b w:val="0"/>
-          <w:i w:val="0"/>
-        </w:rPr>
-        <w:t>turki.rabh@gmail.com ينورتكللإا ديربلا</w:t>
-      </w:r>
-    </w:p>
-    <w:p>
-      <w:pPr>
-        <w:jc w:val="right"/>
-        <w:bidi/>
-      </w:pPr>
-      <w:r>
-        <w:rPr>
-          <w:b w:val="0"/>
-          <w:i w:val="0"/>
-        </w:rPr>
-        <w:t>٠٥٥٥٢٢٢٩٢٠ فتاهلا</w:t>
-      </w:r>
-    </w:p>
-    <w:p>
-      <w:pPr>
-        <w:jc w:val="right"/>
-        <w:bidi/>
-      </w:pPr>
-      <w:r>
-        <w:rPr>
-          <w:b w:val="0"/>
-          <w:i w:val="0"/>
-        </w:rPr>
-        <w:t>٤٤٤٠٦٠ : يعجرملا دوكلا ص ٠٨:١٩ تقولا ١٤٤٢/١٢/٢٦ : خيراتلا ٤ نم ١ : ةحفصلا</w:t>
-      </w:r>
-    </w:p>
-    <w:p>
-      <w:pPr>
-        <w:jc w:val="right"/>
-        <w:bidi/>
-      </w:pPr>
-      <w:r>
-        <w:rPr>
-          <w:b w:val="0"/>
-          <w:i w:val="0"/>
-        </w:rPr>
-        <w:t>ةدجب ةيراجتلا ةمكحملا (٥٠٠٣) ىواعدلا ةرادإ ماظن ريراقت</w:t>
-      </w:r>
-    </w:p>
-    <w:p>
-      <w:pPr>
-        <w:jc w:val="right"/>
-        <w:bidi/>
-      </w:pPr>
-      <w:r>
-        <w:rPr>
-          <w:b w:val="0"/>
-          <w:i w:val="0"/>
-        </w:rPr>
-        <w:t>ىوعدلا ةفيحص تانايب</w:t>
-      </w:r>
-    </w:p>
-    <w:p>
-      <w:pPr>
-        <w:jc w:val="right"/>
-        <w:bidi/>
-      </w:pPr>
-      <w:r>
-        <w:rPr>
-          <w:b w:val="0"/>
-          <w:i w:val="0"/>
-        </w:rPr>
-        <w:t>يوعد ديق مت</w:t>
-      </w:r>
-    </w:p>
-    <w:p>
-      <w:pPr>
-        <w:jc w:val="right"/>
-        <w:bidi/>
-      </w:pPr>
-      <w:r>
-        <w:rPr>
-          <w:b w:val="0"/>
-          <w:i w:val="0"/>
-        </w:rPr>
-        <w:t>فرد مقدمة للمحكمة المحكمة التجارية بجدة رقم الطلب ٢٠٧٩٠٨ التاريخ ١٤٤٢/١٢/١٧</w:t>
-      </w:r>
-    </w:p>
-    <w:p>
-      <w:pPr>
-        <w:jc w:val="right"/>
-        <w:bidi/>
-      </w:pPr>
-      <w:r>
-        <w:rPr>
-          <w:b w:val="0"/>
-          <w:i w:val="0"/>
-        </w:rPr>
-        <w:t>بيانات المدعى عليه:</w:t>
-      </w:r>
-    </w:p>
-    <w:p>
-      <w:pPr>
-        <w:jc w:val="right"/>
-        <w:bidi/>
-      </w:pPr>
-      <w:r>
-        <w:rPr>
-          <w:b w:val="0"/>
-          <w:i w:val="0"/>
-        </w:rPr>
-        <w:t>ةفيظولا / ةنهملا</w:t>
-      </w:r>
-    </w:p>
-    <w:p>
-      <w:pPr>
-        <w:jc w:val="right"/>
-        <w:bidi/>
-      </w:pPr>
-      <w:r>
-        <w:rPr>
-          <w:b w:val="0"/>
-          <w:i w:val="0"/>
-        </w:rPr>
-        <w:t>اسامة احمد عباس زيني</w:t>
-      </w:r>
-    </w:p>
-    <w:p>
-      <w:pPr>
-        <w:jc w:val="right"/>
-        <w:bidi/>
-      </w:pPr>
-      <w:r>
-        <w:rPr>
-          <w:b w:val="0"/>
-          <w:i w:val="0"/>
-        </w:rPr>
-        <w:t>مسلاا</w:t>
-      </w:r>
-    </w:p>
-    <w:p>
-      <w:pPr>
-        <w:jc w:val="right"/>
-        <w:bidi/>
-      </w:pPr>
-      <w:r>
-        <w:rPr>
-          <w:b w:val="0"/>
-          <w:i w:val="0"/>
-        </w:rPr>
-        <w:t>يدوعــس</w:t>
-      </w:r>
-    </w:p>
-    <w:p>
-      <w:pPr>
-        <w:jc w:val="right"/>
-        <w:bidi/>
-      </w:pPr>
-      <w:r>
-        <w:rPr>
-          <w:b w:val="0"/>
-          <w:i w:val="0"/>
-        </w:rPr>
-        <w:t>ةيسنجلا</w:t>
-      </w:r>
-    </w:p>
-    <w:p>
-      <w:pPr>
-        <w:jc w:val="right"/>
-        <w:bidi/>
-      </w:pPr>
-      <w:r>
-        <w:rPr>
-          <w:b w:val="0"/>
-          <w:i w:val="0"/>
-        </w:rPr>
-        <w:t>لمعلا ناكم</w:t>
-      </w:r>
-    </w:p>
-    <w:p>
-      <w:pPr>
-        <w:jc w:val="right"/>
-        <w:bidi/>
-      </w:pPr>
-      <w:r>
-        <w:rPr>
-          <w:b w:val="0"/>
-          <w:i w:val="0"/>
-        </w:rPr>
-        <w:t>هوية وطنية</w:t>
-      </w:r>
-    </w:p>
-    <w:p>
-      <w:pPr>
-        <w:jc w:val="right"/>
-        <w:bidi/>
-      </w:pPr>
-      <w:r>
-        <w:rPr>
-          <w:b w:val="0"/>
-          <w:i w:val="0"/>
-        </w:rPr>
-        <w:t>هعون</w:t>
-      </w:r>
-    </w:p>
-    <w:p>
-      <w:pPr>
-        <w:jc w:val="right"/>
-        <w:bidi/>
-      </w:pPr>
-      <w:r>
-        <w:rPr>
-          <w:b w:val="0"/>
-          <w:i w:val="0"/>
-        </w:rPr>
-        <w:t>١٠٠٨٠١٧٣٠١</w:t>
-      </w:r>
-    </w:p>
-    <w:p>
-      <w:pPr>
-        <w:jc w:val="right"/>
-        <w:bidi/>
-      </w:pPr>
-      <w:r>
-        <w:rPr>
-          <w:b w:val="0"/>
-          <w:i w:val="0"/>
-        </w:rPr>
-        <w:t>لجسلا مقر</w:t>
-      </w:r>
-    </w:p>
-    <w:p>
-      <w:pPr>
-        <w:jc w:val="right"/>
-        <w:bidi/>
-      </w:pPr>
-      <w:r>
-        <w:rPr>
-          <w:b w:val="0"/>
-          <w:i w:val="0"/>
-        </w:rPr>
-        <w:t>هيلع ىعدملا ةماقإ ناكم</w:t>
-      </w:r>
-    </w:p>
-    <w:p>
-      <w:pPr>
-        <w:jc w:val="right"/>
-        <w:bidi/>
-      </w:pPr>
-      <w:r>
-        <w:rPr>
-          <w:b w:val="0"/>
-          <w:i w:val="0"/>
-        </w:rPr>
-        <w:t>عراشلا وا يحلا ملعن لا</w:t>
-      </w:r>
-    </w:p>
-    <w:p>
-      <w:pPr>
-        <w:jc w:val="right"/>
-        <w:bidi/>
-      </w:pPr>
-      <w:r>
-        <w:rPr>
-          <w:b w:val="0"/>
-          <w:i w:val="0"/>
-        </w:rPr>
-        <w:t>عراشلا</w:t>
-      </w:r>
-    </w:p>
-    <w:p>
-      <w:pPr>
-        <w:jc w:val="right"/>
-        <w:bidi/>
-      </w:pPr>
-      <w:r>
-        <w:rPr>
-          <w:b w:val="0"/>
-          <w:i w:val="0"/>
-        </w:rPr>
-        <w:t>ينبملا مقر</w:t>
-      </w:r>
-    </w:p>
-    <w:p>
-      <w:pPr>
-        <w:jc w:val="right"/>
-        <w:bidi/>
-      </w:pPr>
-      <w:r>
-        <w:rPr>
-          <w:b w:val="0"/>
-          <w:i w:val="0"/>
-        </w:rPr>
-        <w:t>هدج</w:t>
-      </w:r>
-    </w:p>
-    <w:p>
-      <w:pPr>
-        <w:jc w:val="right"/>
-        <w:bidi/>
-      </w:pPr>
-      <w:r>
-        <w:rPr>
-          <w:b w:val="0"/>
-          <w:i w:val="0"/>
-        </w:rPr>
-        <w:t>ةنيدملا</w:t>
-      </w:r>
-    </w:p>
-    <w:p>
-      <w:pPr>
-        <w:jc w:val="right"/>
-        <w:bidi/>
-      </w:pPr>
-      <w:r>
-        <w:rPr>
-          <w:b w:val="0"/>
-          <w:i w:val="0"/>
-        </w:rPr>
-        <w:t>وحدة رقم</w:t>
-      </w:r>
-    </w:p>
-    <w:p>
-      <w:pPr>
-        <w:jc w:val="right"/>
-        <w:bidi/>
-      </w:pPr>
-      <w:r>
-        <w:rPr>
-          <w:b w:val="0"/>
-          <w:i w:val="0"/>
-        </w:rPr>
-        <w:t>يفاضلإا زمرلا</w:t>
-      </w:r>
-    </w:p>
-    <w:p>
-      <w:pPr>
-        <w:jc w:val="right"/>
-        <w:bidi/>
-      </w:pPr>
-      <w:r>
-        <w:rPr>
-          <w:b w:val="0"/>
-          <w:i w:val="0"/>
-        </w:rPr>
-        <w:t>يديربلا زمرلا</w:t>
-      </w:r>
-    </w:p>
-    <w:p>
-      <w:pPr>
-        <w:jc w:val="right"/>
-        <w:bidi/>
-      </w:pPr>
-      <w:r>
-        <w:rPr>
-          <w:b w:val="0"/>
-          <w:i w:val="0"/>
-        </w:rPr>
-        <w:t>درف</w:t>
-      </w:r>
-    </w:p>
-    <w:p>
-      <w:pPr>
-        <w:jc w:val="right"/>
-        <w:bidi/>
-      </w:pPr>
-      <w:r>
-        <w:rPr>
-          <w:b w:val="0"/>
-          <w:i w:val="0"/>
-        </w:rPr>
-        <w:t>:</w:t>
-      </w:r>
-    </w:p>
-    <w:p>
-      <w:pPr>
-        <w:jc w:val="right"/>
-        <w:bidi/>
-      </w:pPr>
-      <w:r>
-        <w:rPr>
-          <w:b w:val="0"/>
-          <w:i w:val="0"/>
-        </w:rPr>
-        <w:t>بيانات المدعى عليه</w:t>
-      </w:r>
-    </w:p>
-    <w:p>
-      <w:pPr>
-        <w:jc w:val="right"/>
-        <w:bidi/>
-      </w:pPr>
-      <w:r>
-        <w:rPr>
-          <w:b w:val="0"/>
-          <w:i w:val="0"/>
-        </w:rPr>
-        <w:t>ةفيظولا / ةنهملا</w:t>
-      </w:r>
-    </w:p>
-    <w:p>
-      <w:pPr>
-        <w:jc w:val="right"/>
-        <w:bidi/>
-      </w:pPr>
-      <w:r>
-        <w:rPr>
-          <w:b w:val="0"/>
-          <w:i w:val="0"/>
-        </w:rPr>
-        <w:t>يزارحلا يلعدمحم ىيحيدمحم ةقتاع</w:t>
-      </w:r>
-    </w:p>
-    <w:p>
-      <w:pPr>
-        <w:jc w:val="right"/>
-        <w:bidi/>
-      </w:pPr>
-      <w:r>
-        <w:rPr>
-          <w:b w:val="0"/>
-          <w:i w:val="0"/>
-        </w:rPr>
-        <w:t>مسلاا</w:t>
-      </w:r>
-    </w:p>
-    <w:p>
-      <w:pPr>
-        <w:jc w:val="right"/>
-        <w:bidi/>
-      </w:pPr>
-      <w:r>
-        <w:rPr>
-          <w:b w:val="0"/>
-          <w:i w:val="0"/>
-        </w:rPr>
-        <w:t>يدوعــس</w:t>
-      </w:r>
-    </w:p>
-    <w:p>
-      <w:pPr>
-        <w:jc w:val="right"/>
-        <w:bidi/>
-      </w:pPr>
-      <w:r>
-        <w:rPr>
-          <w:b w:val="0"/>
-          <w:i w:val="0"/>
-        </w:rPr>
-        <w:t>ةيسنجلا</w:t>
-      </w:r>
-    </w:p>
-    <w:p>
-      <w:pPr>
-        <w:jc w:val="right"/>
-        <w:bidi/>
-      </w:pPr>
-      <w:r>
-        <w:rPr>
-          <w:b w:val="0"/>
-          <w:i w:val="0"/>
-        </w:rPr>
-        <w:t>لمعلا ناكم</w:t>
-      </w:r>
-    </w:p>
-    <w:p>
-      <w:pPr>
-        <w:jc w:val="right"/>
-        <w:bidi/>
-      </w:pPr>
-      <w:r>
-        <w:rPr>
-          <w:b w:val="0"/>
-          <w:i w:val="0"/>
-        </w:rPr>
-        <w:t>هوية وطنية</w:t>
-      </w:r>
-    </w:p>
-    <w:p>
-      <w:pPr>
-        <w:jc w:val="right"/>
-        <w:bidi/>
-      </w:pPr>
-      <w:r>
-        <w:rPr>
-          <w:b w:val="0"/>
-          <w:i w:val="0"/>
-        </w:rPr>
-        <w:t>هعون١٠٠٧٠٥٦٨٤٧</w:t>
-      </w:r>
-    </w:p>
-    <w:p>
-      <w:pPr>
-        <w:jc w:val="right"/>
-        <w:bidi/>
-      </w:pPr>
-      <w:r>
-        <w:rPr>
-          <w:b w:val="0"/>
-          <w:i w:val="0"/>
-        </w:rPr>
-        <w:t>لجسلا مقر</w:t>
-      </w:r>
-    </w:p>
-    <w:p>
-      <w:pPr>
-        <w:jc w:val="right"/>
-        <w:bidi/>
-      </w:pPr>
-      <w:r>
-        <w:rPr>
-          <w:b w:val="0"/>
-          <w:i w:val="0"/>
-        </w:rPr>
-        <w:t>هيلع ىعدملا ةماقإ ناكم</w:t>
-      </w:r>
-    </w:p>
-    <w:p>
-      <w:pPr>
-        <w:jc w:val="right"/>
-        <w:bidi/>
-      </w:pPr>
-      <w:r>
-        <w:rPr>
-          <w:b w:val="0"/>
-          <w:i w:val="0"/>
-        </w:rPr>
-        <w:t>عراشلا وا يحلا ملعن لا</w:t>
-      </w:r>
-    </w:p>
-    <w:p>
-      <w:pPr>
-        <w:jc w:val="right"/>
-        <w:bidi/>
-      </w:pPr>
-      <w:r>
-        <w:rPr>
-          <w:b w:val="0"/>
-          <w:i w:val="0"/>
-        </w:rPr>
-        <w:t>عراشلا</w:t>
-      </w:r>
-    </w:p>
-    <w:p>
-      <w:pPr>
-        <w:jc w:val="right"/>
-        <w:bidi/>
-      </w:pPr>
-      <w:r>
-        <w:rPr>
-          <w:b w:val="0"/>
-          <w:i w:val="0"/>
-        </w:rPr>
-        <w:t>ينبملا مقر</w:t>
-      </w:r>
-    </w:p>
-    <w:p>
-      <w:pPr>
-        <w:jc w:val="right"/>
-        <w:bidi/>
-      </w:pPr>
-      <w:r>
-        <w:rPr>
-          <w:b w:val="0"/>
-          <w:i w:val="0"/>
-        </w:rPr>
-        <w:t>هدج</w:t>
-      </w:r>
-    </w:p>
-    <w:p>
-      <w:pPr>
-        <w:jc w:val="right"/>
-        <w:bidi/>
-      </w:pPr>
-      <w:r>
-        <w:rPr>
-          <w:b w:val="0"/>
-          <w:i w:val="0"/>
-        </w:rPr>
-        <w:t>ةنيدملا</w:t>
-      </w:r>
-    </w:p>
-    <w:p>
-      <w:pPr>
-        <w:jc w:val="right"/>
-        <w:bidi/>
-      </w:pPr>
-      <w:r>
-        <w:rPr>
-          <w:b w:val="0"/>
-          <w:i w:val="0"/>
-        </w:rPr>
-        <w:t>وحدة رقم</w:t>
-      </w:r>
-    </w:p>
-    <w:p>
-      <w:pPr>
-        <w:jc w:val="right"/>
-        <w:bidi/>
-      </w:pPr>
-      <w:r>
-        <w:rPr>
-          <w:b w:val="0"/>
-          <w:i w:val="0"/>
-        </w:rPr>
-        <w:t>يفاضلإا زمرلا</w:t>
-      </w:r>
-    </w:p>
-    <w:p>
-      <w:pPr>
-        <w:jc w:val="right"/>
-        <w:bidi/>
-      </w:pPr>
-      <w:r>
-        <w:rPr>
-          <w:b w:val="0"/>
-          <w:i w:val="0"/>
-        </w:rPr>
-        <w:t>يديربلا زمرلا</w:t>
-      </w:r>
-    </w:p>
-    <w:p>
-      <w:pPr>
-        <w:jc w:val="right"/>
-        <w:bidi/>
-      </w:pPr>
-      <w:r>
-        <w:rPr>
-          <w:b w:val="0"/>
-          <w:i w:val="0"/>
-        </w:rPr>
-        <w:t>نوجز إلى فضيلتكم دعوانا بالتفصيل اآلتي: بتاريخ /٢٦ /٧ ١٤٣٤هـ صدر حكم من المحكمة العامة بجدة بالصك رقم ٤٣٢٨١٤٤٩</w:t>
-      </w:r>
-    </w:p>
-    <w:p>
-      <w:pPr>
-        <w:jc w:val="right"/>
-        <w:bidi/>
-      </w:pPr>
-      <w:r>
-        <w:rPr>
-          <w:b w:val="0"/>
-          <w:i w:val="0"/>
-        </w:rPr>
-        <w:t>٩٠% من راس المال، كما نبلغكم أن النظام اليسمح لنا بإضافة مدعي او مدعى عليه اخر. ١٤٣٨هـ يقضي باختصاص القضاء التجاري لنظر هذه الدعوى (مرفق صك حكم االختصاص) )، ذكرنا ان الحصص هي نسبتها عليها من شركة احمد زيني التجارية. علما أنه صدر حكم من المحكمة العامة بجدة بصك رقم ٣٨٥٥٨٤٩ وتاريخ /١٠ /٢ للمطالبات الودية من قبل موكلي مما اضطرنا إلى االلتجاء إلى فضيلتكم إللزام المدعى عليه بسداد قيمة الحصص التي استولى /٥ ١٤٣٨هـ (مرفق صك حصر الورثة) وبما ان المدعى عليه قد أمتنع عند سداد قيمة الحصص المشار إليها أعاله ولعدم استجابته الله/ أحمد عباس زيني، وانحصر إرثه في المدعي والمدعى عليه ووالدتهما بموجب صك حصر ورثة رقم ٣٨٣٩١٥٧٥ وتاريخ /١٢ باطلة بناء على فقدان المورث يرحمه الله لألهلية اثناء فترة البيع. وبتاريخ /٢١ /٤ ١٤٣٨هـ توفي مورث موكلي المغفور له بإذن قبل الدوائر التجارية بديوان المظالم في حينه. (مرفق التقرير المحاسبي) علما أن الوكاالت التي أجريت بها عملية البيع وكاالت وتسعمائة وواحد وثالثون ريال وهي بنسبة (٩٠%) من راس مال الشركة وذلك بناء على تقرير محاسبي صادر من خبير مكلف من وقد بلغت قيمة تلك الحصص مبلغا وقدرة (٩٣١٫٧٥٧٫٣٦٨) ثالثمائة وثمانية وستون مليون وسبعمائة وسبعة وخمسون الف (٠٠٠٫٤٥٠) ريال فقط وبذلك انتقلت ملكية تلك الحصص وهي بنسبة (٩٠%) من أمالك مورث موكلي إلى أمالك المدعى عليه، ٤٠٣٠١٩٦١٠٢ من مورث موكلي &amp;ndash; يرحمه الله &amp;ndash; لنفسه حيث وقع عن البائع وعن المشتري بقيمة بيع &amp;ndash; وقام بالتوقيع عنه في بيع حصصه في شركة احمد زيني التجارية (ذات مسئولية محدودة) سجل تجاري رقم وثناء نظر دعوى الولي المشار إليها اعاله استغل المدعى عليه الوكاالت الممنوحة له من مورث موكلي &amp;ndash; يرحمه الله وتاريخ /٢٦ /٧ ١٤٣٤هـ يقضي بتولي قيما على المورث لفقدانه األهلية واإلدراك (مرفق صك الحكم) وفي فترة الشك والريبة الموضوع :</w:t>
-      </w:r>
-    </w:p>
-    <w:p>
-      <w:pPr>
-        <w:jc w:val="right"/>
-        <w:bidi/>
-      </w:pPr>
-      <w:r>
-        <w:rPr>
-          <w:b w:val="0"/>
-          <w:i w:val="0"/>
-        </w:rPr>
-        <w:t>٤٤٤٠٦٠ : يعجرملا دوكلا ص ٠٨:١٩ تقولا ١٤٤٢/١٢/٢٦ : خيراتلا ٤ نم ٢ : ةحفصلا</w:t>
-      </w:r>
-    </w:p>
-    <w:p>
-      <w:pPr>
-        <w:jc w:val="right"/>
-        <w:bidi/>
-      </w:pPr>
-      <w:r>
-        <w:rPr>
-          <w:b w:val="0"/>
-          <w:i w:val="0"/>
-        </w:rPr>
-        <w:t>ةدجب ةيراجتلا ةمكحملا (٥٠٠٣) ىواعدلا ةرادإ ماظن ريراقت</w:t>
-      </w:r>
-    </w:p>
-    <w:p>
-      <w:pPr>
-        <w:jc w:val="right"/>
-        <w:bidi/>
-      </w:pPr>
-      <w:r>
-        <w:rPr>
-          <w:b w:val="0"/>
-          <w:i w:val="0"/>
-        </w:rPr>
-        <w:t>ىوعدلا ةفيحص تانايب</w:t>
-      </w:r>
-    </w:p>
-    <w:p>
-      <w:pPr>
-        <w:jc w:val="right"/>
-        <w:bidi/>
-      </w:pPr>
-      <w:r>
-        <w:rPr>
-          <w:b w:val="0"/>
-          <w:i w:val="0"/>
-        </w:rPr>
         <w:t>االسانيد : المدعى عليه جميع المرفقات من عقد تأسيس وتقدير المحاسب القانوني واقرارات من المدعى عليه سيتم تقديمها لمقام المحكمة في حال انكار مقدمة للمحكمة المحكمة التجارية بجدة رقم الطلب ٢٠٧٩٠٨ التاريخ ١٤٤٢/١٢/١٧ تم قيد دعوي</w:t>
       </w:r>
     </w:p>
@@ -1331,27 +1316,25 @@
     </w:p>
     <w:p>
       <w:pPr>
+        <w:pStyle w:val="Heading2"/>
         <w:jc w:val="right"/>
         <w:bidi/>
       </w:pPr>
       <w:r>
-        <w:rPr>
-          <w:b w:val="0"/>
-          <w:i w:val="0"/>
-        </w:rPr>
+        <w:t>[ترويسة / كليشة وزارة العدل — معلومات رسمية متكررة] ===</w:t>
+        <w:br/>
         <w:t>turki@azzamlaw.com ينورتكللاا ديربلا</w:t>
       </w:r>
     </w:p>
     <w:p>
       <w:pPr>
+        <w:pStyle w:val="Heading2"/>
         <w:jc w:val="right"/>
         <w:bidi/>
       </w:pPr>
       <w:r>
-        <w:rPr>
-          <w:b w:val="0"/>
-          <w:i w:val="0"/>
-        </w:rPr>
+        <w:t>[نص الضبط / الحكم — المتن الفعلي] ===</w:t>
+        <w:br/>
         <w:t>٠٥٥٥٢٢٢٩٢٠ يساسلاا لاوجلا مقر يفاضلاا لاوجلا مقر</w:t>
       </w:r>
     </w:p>

--- a/zaini_case_audit_output/outputs/word/documents/019_صحيفة دعوى عدنان ضد اسامة زيني ـ بطلان بيع حصة شركة احمد زيني التجارية الى اسامة.docx
+++ b/zaini_case_audit_output/outputs/word/documents/019_صحيفة دعوى عدنان ضد اسامة زيني ـ بطلان بيع حصة شركة احمد زيني التجارية الى اسامة.docx
@@ -250,18 +250,6 @@
     </w:p>
     <w:p>
       <w:pPr>
-        <w:pStyle w:val="Heading2"/>
-        <w:jc w:val="right"/>
-        <w:bidi/>
-      </w:pPr>
-      <w:r>
-        <w:t>[نص الضبط / الحكم — المتن الفعلي] ===</w:t>
-        <w:br/>
-        <w:t>١٠١٧٠٩٢٧٣٣ لجسلا مقر</w:t>
-      </w:r>
-    </w:p>
-    <w:p>
-      <w:pPr>
         <w:jc w:val="right"/>
         <w:bidi/>
       </w:pPr>
@@ -270,6 +258,18 @@
           <w:b w:val="0"/>
           <w:i w:val="0"/>
         </w:rPr>
+        <w:t>رقم السجل ١٠١٧٠٩٢٧٣٣</w:t>
+      </w:r>
+    </w:p>
+    <w:p>
+      <w:pPr>
+        <w:pStyle w:val="Heading2"/>
+        <w:jc w:val="right"/>
+        <w:bidi/>
+      </w:pPr>
+      <w:r>
+        <w:t>[نص الضبط / الحكم — المتن الفعلي] ===</w:t>
+        <w:br/>
         <w:t>يعدملا ةماقإ ناكم</w:t>
       </w:r>
     </w:p>
@@ -314,27 +314,25 @@
     </w:p>
     <w:p>
       <w:pPr>
+        <w:pStyle w:val="Heading2"/>
         <w:jc w:val="right"/>
         <w:bidi/>
       </w:pPr>
       <w:r>
-        <w:rPr>
-          <w:b w:val="0"/>
-          <w:i w:val="0"/>
-        </w:rPr>
-        <w:t>يعدملا لثمم تانايب</w:t>
+        <w:t>[بيانات الأطراف: المدعي / المدعى عليه / الحاضرون] ===</w:t>
+        <w:br/>
+        <w:t>بيانات ممثل المدعي</w:t>
       </w:r>
     </w:p>
     <w:p>
       <w:pPr>
+        <w:pStyle w:val="Heading2"/>
         <w:jc w:val="right"/>
         <w:bidi/>
       </w:pPr>
       <w:r>
-        <w:rPr>
-          <w:b w:val="0"/>
-          <w:i w:val="0"/>
-        </w:rPr>
+        <w:t>[نص الضبط / الحكم — المتن الفعلي] ===</w:t>
+        <w:br/>
         <w:t>ةنهملا</w:t>
       </w:r>
     </w:p>
@@ -424,7 +422,7 @@
       <w:r>
         <w:t>[نص الضبط / الحكم — المتن الفعلي] ===</w:t>
         <w:br/>
-        <w:t>اهمقر ليكو ةفصلا دنس ةيدلاخلا عرف ةدج لامش لدع ةباتك اهردصم ١٤٤٠/٠٥/٢٣ اهخيرات يعدملا لثمم ةماقا ناكم</w:t>
+        <w:t>مكان اقامة ممثل المدعي تاريخها ١٤٤٠/٠٥/٢٣ مصدرها كتابة عدل شمال جدة فرع الخالدية سند الصفة وكيل رقمها</w:t>
       </w:r>
     </w:p>
     <w:p>
@@ -735,6 +733,18 @@
     </w:p>
     <w:p>
       <w:pPr>
+        <w:pStyle w:val="Heading2"/>
+        <w:jc w:val="right"/>
+        <w:bidi/>
+      </w:pPr>
+      <w:r>
+        <w:t>[بيانات الأطراف: المدعي / المدعى عليه / الحاضرون] ===</w:t>
+        <w:br/>
+        <w:t>رقم السجل</w:t>
+      </w:r>
+    </w:p>
+    <w:p>
+      <w:pPr>
         <w:jc w:val="right"/>
         <w:bidi/>
       </w:pPr>
@@ -743,32 +753,18 @@
           <w:b w:val="0"/>
           <w:i w:val="0"/>
         </w:rPr>
-        <w:t>لجسلا مقر</w:t>
+        <w:t>مكان إقامة المدعى عليه</w:t>
       </w:r>
     </w:p>
     <w:p>
       <w:pPr>
+        <w:pStyle w:val="Heading2"/>
         <w:jc w:val="right"/>
         <w:bidi/>
       </w:pPr>
       <w:r>
-        <w:rPr>
-          <w:b w:val="0"/>
-          <w:i w:val="0"/>
-        </w:rPr>
-        <w:t>هيلع ىعدملا ةماقإ ناكم</w:t>
-      </w:r>
-    </w:p>
-    <w:p>
-      <w:pPr>
-        <w:jc w:val="right"/>
-        <w:bidi/>
-      </w:pPr>
-      <w:r>
-        <w:rPr>
-          <w:b w:val="0"/>
-          <w:i w:val="0"/>
-        </w:rPr>
+        <w:t>[نص الضبط / الحكم — المتن الفعلي] ===</w:t>
+        <w:br/>
         <w:t>عراشلا وا يحلا ملعن لا</w:t>
       </w:r>
     </w:p>
@@ -1004,6 +1000,18 @@
     </w:p>
     <w:p>
       <w:pPr>
+        <w:pStyle w:val="Heading2"/>
+        <w:jc w:val="right"/>
+        <w:bidi/>
+      </w:pPr>
+      <w:r>
+        <w:t>[بيانات الأطراف: المدعي / المدعى عليه / الحاضرون] ===</w:t>
+        <w:br/>
+        <w:t>رقم السجل</w:t>
+      </w:r>
+    </w:p>
+    <w:p>
+      <w:pPr>
         <w:jc w:val="right"/>
         <w:bidi/>
       </w:pPr>
@@ -1012,32 +1020,18 @@
           <w:b w:val="0"/>
           <w:i w:val="0"/>
         </w:rPr>
-        <w:t>لجسلا مقر</w:t>
+        <w:t>مكان إقامة المدعى عليه</w:t>
       </w:r>
     </w:p>
     <w:p>
       <w:pPr>
+        <w:pStyle w:val="Heading2"/>
         <w:jc w:val="right"/>
         <w:bidi/>
       </w:pPr>
       <w:r>
-        <w:rPr>
-          <w:b w:val="0"/>
-          <w:i w:val="0"/>
-        </w:rPr>
-        <w:t>هيلع ىعدملا ةماقإ ناكم</w:t>
-      </w:r>
-    </w:p>
-    <w:p>
-      <w:pPr>
-        <w:jc w:val="right"/>
-        <w:bidi/>
-      </w:pPr>
-      <w:r>
-        <w:rPr>
-          <w:b w:val="0"/>
-          <w:i w:val="0"/>
-        </w:rPr>
+        <w:t>[نص الضبط / الحكم — المتن الفعلي] ===</w:t>
+        <w:br/>
         <w:t>عراشلا وا يحلا ملعن لا</w:t>
       </w:r>
     </w:p>
@@ -1264,27 +1258,25 @@
     </w:p>
     <w:p>
       <w:pPr>
+        <w:pStyle w:val="Heading2"/>
         <w:jc w:val="right"/>
         <w:bidi/>
       </w:pPr>
       <w:r>
-        <w:rPr>
-          <w:b w:val="0"/>
-          <w:i w:val="0"/>
-        </w:rPr>
-        <w:t>.كلذ فلاخ تبث اذإ ةيلوؤسملا لماك لمحتأو .تلاجسلاو تايوهلا عقاو نمو حيحصلا لكشلاب تانايبلا عيمج نيودتـب دهعتأ -١ .ىوعدلا ميدقتب ةقلعتملا ةيماظنلا داوملا ىلع تعلطا ينأب رقأ -٢ :كلذ نمو ةيماظنلا اهتابلطتم ءافيتساب لاإ لبقت لا ىوعدلا نأب ملعأ -٣ .اهديناسأ عيمجو ةحضاوو ةلماك اهتابلطو (اهعئاقو) ىوعدلا عوضوم ركذب اهريرحتو ىوعدلا ةفيحص لامكتسا -أ .ةصتخملا ةهجلا لبق نم هيلع هغيلبت نكمي هيلع ىعدملل حضاو ناونع نيودت -ب .يراجتلا لجسلاو ةكرشلا سيسأت دقعو هليكوو يعدملل ةيوهلا ةروصو (ةلاكولا) ةفصلا دنس لثم ةمزلالا قئاثولا قافرإ -ج .ىوعدلل ةديؤملا تادنتسملا قافرإ -د .يعدملل ةمولعملا ىوعدلا ديناسأ عيمج وه ىوعدلا ديناسأ يف نودملا نأب رقأ -٤ لاوجلل ةلسرملا لئاسرلا للاخ نمو نيعم ماظن يف تاهيبنتلاو تاراعشلإا ةحفص للاخ نم)ىلولأا ةسلجلا دعوم ةفرعمل ىوعدلا ديق بلط ةلاح ةعباتمب مزتلأ -٥ .هلاسرإ وأ تاهيبنتلاو تاراعشلإاةحفص يف هروهظ درجمب هليكوو يعدملل اغلبم ربتعي ةسلجلا دعوم نأو .(ينورتكللاا ديربلاو .(هيلع ىعدملل يديرب ناونع دوجو مدع لاح يف) هيلع ىعدملل هميلستو ةسلجلا غيلبت جذومن ملاتسلا ىلولأا ةسلجلا دعوم ديدحت دعب ىواعدلا ةرادإ ةعجارمب مزتلأ -٦ .ةسلجلا دعوم يف ةقباطملل اهنم ةقدصم اروص وأ ةمدقملا تادنتسملا لوصأ راضحإ مزلي هنأب ملعأ -٧ .ةلجسملا نيوانعلا قيرط نع نوكتس ىوعدلا هذهب ةقلعتملا تاغيلبتلا نأب ملعأ -٨ .اهيلع أرطي ليدعت يأ دنع تانايبلا ثيدحتب دهعتأ -٩ .اهعوضوم يف مكحلا قبسي مل ىوعدلا هذه نأب رقأ -١٠ .(نيماحملا ريغل)ملاظملا ناويد وأ لدعلا ةرازو مكاحم يف اهيف لايكو ىواعد ثلاث نم رثكأ يف اعفارتم تسل ينأب رقأ -١١</w:t>
+        <w:t>[ترويسة / كليشة وزارة العدل — معلومات رسمية متكررة] ===</w:t>
+        <w:br/>
+        <w:t>-١١ أقر بأني لست مترافعا في أكثر من ثالث دعاوى وكيال فيها في محاكم وزارة العدل أو ديوان المظالم(لغير المحامين). -١٠ أقر بأن هذه الدعوى لم يسبق الحكم في موضوعها. -٩ أتعهد بتحديث البيانات عند أي تعديل يطرأ عليها. -٨ أعلم بأن التبليغات المتعلقة بهذه الدعوى ستكون عن طريق العناوين المسجلة. -٧ أعلم بأنه يلزم إحضار أصول المستندات المقدمة أو صورا مصدقة منها للمطابقة في موعد الجلسة. -٦ ألتزم بمراجعة إدارة الدعاوى بعد تحديد موعد الجلسة األولى الستالم نموذج تبليغ الجلسة وتسليمه للمدعى عليه (في حال عدم وجود عنوان بريدي للمدعى عليه). والبريد االلكتروني). وأن موعد الجلسة يعتبر مبلغا للمدعي ووكيله بمجرد ظهوره في صفحةاإلشعارات والتنبيهات أو إرساله. -٥ ألتزم بمتابعة حالة طلب قيد الدعوى لمعرفة موعد الجلسة األولى(من خالل صفحة اإلشعارات والتنبيهات في نظام معين ومن خالل الرسائل المرسلة للجوال -٤ أقر بأن المدون في أسانيد الدعوى هو جميع أسانيد الدعوى المعلومة للمدعي. د- إرفاق المستندات المؤيدة للدعوى. ج- إرفاق الوثائق الالزمة مثل سند الصفة (الوكالة) وصورة الهوية للمدعي ووكيله وعقد تأسيس الشركة والسجل التجاري. ب- تدوين عنوان واضح للمدعى عليه يمكن تبليغه عليه من قبل الجهة المختصة. أ- استكمال صحيفة الدعوى وتحريرها بذكر موضوع الدعوى (وقائعها) وطلباتها كاملة وواضحة وجميع أسانيدها. -٣ أعلم بأن الدعوى ال تقبل إال باستيفاء متطلباتها النظامية ومن ذلك: -٢ أقر بأني اطلعت على المواد النظامية المتعلقة بتقديم الدعوى. -١ أتعهد بـتدوين جميع البيانات بالشكل الصحيح ومن واقع الهويات والسجالت. وأتحمل كامل المسؤولية إذا ثبت خالف ذلك.</w:t>
       </w:r>
     </w:p>
     <w:p>
       <w:pPr>
+        <w:pStyle w:val="Heading2"/>
         <w:jc w:val="right"/>
         <w:bidi/>
       </w:pPr>
       <w:r>
-        <w:rPr>
-          <w:b w:val="0"/>
-          <w:i w:val="0"/>
-        </w:rPr>
+        <w:t>[نص الضبط / الحكم — المتن الفعلي] ===</w:t>
+        <w:br/>
         <w:t>اهقافرا بجاولا تادنتسملا</w:t>
       </w:r>
     </w:p>

--- a/zaini_case_audit_output/outputs/word/documents/019_صحيفة دعوى عدنان ضد اسامة زيني ـ بطلان بيع حصة شركة احمد زيني التجارية الى اسامة.docx
+++ b/zaini_case_audit_output/outputs/word/documents/019_صحيفة دعوى عدنان ضد اسامة زيني ـ بطلان بيع حصة شركة احمد زيني التجارية الى اسامة.docx
@@ -75,7 +75,7 @@
         <w:bidi/>
       </w:pPr>
       <w:r>
-        <w:t>[نص الضبط / الحكم — المتن الفعلي] ===</w:t>
+        <w:t>[المتن الفعلي: الوقائع / الأسباب / المنطوق] ===</w:t>
         <w:br/>
         <w:t>ةدجب ةيراجتلا ةمكحملا (٥٠٠٣) ىواعدلا ةرادإ ماظن ريراقت</w:t>
       </w:r>
@@ -268,7 +268,7 @@
         <w:bidi/>
       </w:pPr>
       <w:r>
-        <w:t>[نص الضبط / الحكم — المتن الفعلي] ===</w:t>
+        <w:t>[المتن الفعلي: الوقائع / الأسباب / المنطوق] ===</w:t>
         <w:br/>
         <w:t>يعدملا ةماقإ ناكم</w:t>
       </w:r>
@@ -331,7 +331,7 @@
         <w:bidi/>
       </w:pPr>
       <w:r>
-        <w:t>[نص الضبط / الحكم — المتن الفعلي] ===</w:t>
+        <w:t>[المتن الفعلي: الوقائع / الأسباب / المنطوق] ===</w:t>
         <w:br/>
         <w:t>ةنهملا</w:t>
       </w:r>
@@ -420,7 +420,7 @@
         <w:bidi/>
       </w:pPr>
       <w:r>
-        <w:t>[نص الضبط / الحكم — المتن الفعلي] ===</w:t>
+        <w:t>[المتن الفعلي: الوقائع / الأسباب / المنطوق] ===</w:t>
         <w:br/>
         <w:t>مكان اقامة ممثل المدعي تاريخها ١٤٤٠/٠٥/٢٣ مصدرها كتابة عدل شمال جدة فرع الخالدية سند الصفة وكيل رقمها</w:t>
       </w:r>
@@ -523,7 +523,7 @@
         <w:bidi/>
       </w:pPr>
       <w:r>
-        <w:t>[ترويسة / كليشة وزارة العدل — معلومات رسمية متكررة] ===</w:t>
+        <w:t>[ترويسة / كليشة رسمية — معلومات متكررة] ===</w:t>
         <w:br/>
         <w:t>turki.rabh@gmail.com ينورتكللإا ديربلا</w:t>
       </w:r>
@@ -535,7 +535,7 @@
         <w:bidi/>
       </w:pPr>
       <w:r>
-        <w:t>[نص الضبط / الحكم — المتن الفعلي] ===</w:t>
+        <w:t>[المتن الفعلي: الوقائع / الأسباب / المنطوق] ===</w:t>
         <w:br/>
         <w:t>٠٥٥٥٢٢٢٩٢٠ فتاهلا</w:t>
       </w:r>
@@ -624,7 +624,7 @@
         <w:bidi/>
       </w:pPr>
       <w:r>
-        <w:t>[نص الضبط / الحكم — المتن الفعلي] ===</w:t>
+        <w:t>[المتن الفعلي: الوقائع / الأسباب / المنطوق] ===</w:t>
         <w:br/>
         <w:t>ةفيظولا / ةنهملا</w:t>
       </w:r>
@@ -713,7 +713,7 @@
         <w:bidi/>
       </w:pPr>
       <w:r>
-        <w:t>[نص الضبط / الحكم — المتن الفعلي] ===</w:t>
+        <w:t>[المتن الفعلي: الوقائع / الأسباب / المنطوق] ===</w:t>
         <w:br/>
         <w:t>هعون</w:t>
       </w:r>
@@ -763,7 +763,7 @@
         <w:bidi/>
       </w:pPr>
       <w:r>
-        <w:t>[نص الضبط / الحكم — المتن الفعلي] ===</w:t>
+        <w:t>[المتن الفعلي: الوقائع / الأسباب / المنطوق] ===</w:t>
         <w:br/>
         <w:t>عراشلا وا يحلا ملعن لا</w:t>
       </w:r>
@@ -904,7 +904,7 @@
         <w:bidi/>
       </w:pPr>
       <w:r>
-        <w:t>[نص الضبط / الحكم — المتن الفعلي] ===</w:t>
+        <w:t>[المتن الفعلي: الوقائع / الأسباب / المنطوق] ===</w:t>
         <w:br/>
         <w:t>ةفيظولا / ةنهملا</w:t>
       </w:r>
@@ -993,7 +993,7 @@
         <w:bidi/>
       </w:pPr>
       <w:r>
-        <w:t>[نص الضبط / الحكم — المتن الفعلي] ===</w:t>
+        <w:t>[المتن الفعلي: الوقائع / الأسباب / المنطوق] ===</w:t>
         <w:br/>
         <w:t>هعون١٠٠٧٠٥٦٨٤٧</w:t>
       </w:r>
@@ -1030,7 +1030,7 @@
         <w:bidi/>
       </w:pPr>
       <w:r>
-        <w:t>[نص الضبط / الحكم — المتن الفعلي] ===</w:t>
+        <w:t>[المتن الفعلي: الوقائع / الأسباب / المنطوق] ===</w:t>
         <w:br/>
         <w:t>عراشلا وا يحلا ملعن لا</w:t>
       </w:r>
@@ -1193,27 +1193,25 @@
     </w:p>
     <w:p>
       <w:pPr>
+        <w:pStyle w:val="Heading2"/>
         <w:jc w:val="right"/>
         <w:bidi/>
       </w:pPr>
       <w:r>
-        <w:rPr>
-          <w:b w:val="0"/>
-          <w:i w:val="0"/>
-        </w:rPr>
+        <w:t>[الطلبات / المرفقات] ===</w:t>
+        <w:br/>
         <w:t>االسانيد : المدعى عليه جميع المرفقات من عقد تأسيس وتقدير المحاسب القانوني واقرارات من المدعى عليه سيتم تقديمها لمقام المحكمة في حال انكار مقدمة للمحكمة المحكمة التجارية بجدة رقم الطلب ٢٠٧٩٠٨ التاريخ ١٤٤٢/١٢/١٧ تم قيد دعوي</w:t>
       </w:r>
     </w:p>
     <w:p>
       <w:pPr>
+        <w:pStyle w:val="Heading2"/>
         <w:jc w:val="right"/>
         <w:bidi/>
       </w:pPr>
       <w:r>
-        <w:rPr>
-          <w:b w:val="0"/>
-          <w:i w:val="0"/>
-        </w:rPr>
+        <w:t>[المتن الفعلي: الوقائع / الأسباب / المنطوق] ===</w:t>
+        <w:br/>
         <w:t>ةيضقلا ىف ةمدقملا تابلطلا</w:t>
       </w:r>
     </w:p>
@@ -1263,7 +1261,7 @@
         <w:bidi/>
       </w:pPr>
       <w:r>
-        <w:t>[ترويسة / كليشة وزارة العدل — معلومات رسمية متكررة] ===</w:t>
+        <w:t>[ترويسة / كليشة رسمية — معلومات متكررة] ===</w:t>
         <w:br/>
         <w:t>-١١ أقر بأني لست مترافعا في أكثر من ثالث دعاوى وكيال فيها في محاكم وزارة العدل أو ديوان المظالم(لغير المحامين). -١٠ أقر بأن هذه الدعوى لم يسبق الحكم في موضوعها. -٩ أتعهد بتحديث البيانات عند أي تعديل يطرأ عليها. -٨ أعلم بأن التبليغات المتعلقة بهذه الدعوى ستكون عن طريق العناوين المسجلة. -٧ أعلم بأنه يلزم إحضار أصول المستندات المقدمة أو صورا مصدقة منها للمطابقة في موعد الجلسة. -٦ ألتزم بمراجعة إدارة الدعاوى بعد تحديد موعد الجلسة األولى الستالم نموذج تبليغ الجلسة وتسليمه للمدعى عليه (في حال عدم وجود عنوان بريدي للمدعى عليه). والبريد االلكتروني). وأن موعد الجلسة يعتبر مبلغا للمدعي ووكيله بمجرد ظهوره في صفحةاإلشعارات والتنبيهات أو إرساله. -٥ ألتزم بمتابعة حالة طلب قيد الدعوى لمعرفة موعد الجلسة األولى(من خالل صفحة اإلشعارات والتنبيهات في نظام معين ومن خالل الرسائل المرسلة للجوال -٤ أقر بأن المدون في أسانيد الدعوى هو جميع أسانيد الدعوى المعلومة للمدعي. د- إرفاق المستندات المؤيدة للدعوى. ج- إرفاق الوثائق الالزمة مثل سند الصفة (الوكالة) وصورة الهوية للمدعي ووكيله وعقد تأسيس الشركة والسجل التجاري. ب- تدوين عنوان واضح للمدعى عليه يمكن تبليغه عليه من قبل الجهة المختصة. أ- استكمال صحيفة الدعوى وتحريرها بذكر موضوع الدعوى (وقائعها) وطلباتها كاملة وواضحة وجميع أسانيدها. -٣ أعلم بأن الدعوى ال تقبل إال باستيفاء متطلباتها النظامية ومن ذلك: -٢ أقر بأني اطلعت على المواد النظامية المتعلقة بتقديم الدعوى. -١ أتعهد بـتدوين جميع البيانات بالشكل الصحيح ومن واقع الهويات والسجالت. وأتحمل كامل المسؤولية إذا ثبت خالف ذلك.</w:t>
       </w:r>
@@ -1275,7 +1273,7 @@
         <w:bidi/>
       </w:pPr>
       <w:r>
-        <w:t>[نص الضبط / الحكم — المتن الفعلي] ===</w:t>
+        <w:t>[المتن الفعلي: الوقائع / الأسباب / المنطوق] ===</w:t>
         <w:br/>
         <w:t>اهقافرا بجاولا تادنتسملا</w:t>
       </w:r>
@@ -1313,7 +1311,7 @@
         <w:bidi/>
       </w:pPr>
       <w:r>
-        <w:t>[ترويسة / كليشة وزارة العدل — معلومات رسمية متكررة] ===</w:t>
+        <w:t>[ترويسة / كليشة رسمية — معلومات متكررة] ===</w:t>
         <w:br/>
         <w:t>turki@azzamlaw.com ينورتكللاا ديربلا</w:t>
       </w:r>
@@ -1325,7 +1323,7 @@
         <w:bidi/>
       </w:pPr>
       <w:r>
-        <w:t>[نص الضبط / الحكم — المتن الفعلي] ===</w:t>
+        <w:t>[المتن الفعلي: الوقائع / الأسباب / المنطوق] ===</w:t>
         <w:br/>
         <w:t>٠٥٥٥٢٢٢٩٢٠ يساسلاا لاوجلا مقر يفاضلاا لاوجلا مقر</w:t>
       </w:r>

--- a/zaini_case_audit_output/outputs/word/documents/019_صحيفة دعوى عدنان ضد اسامة زيني ـ بطلان بيع حصة شركة احمد زيني التجارية الى اسامة.docx
+++ b/zaini_case_audit_output/outputs/word/documents/019_صحيفة دعوى عدنان ضد اسامة زيني ـ بطلان بيع حصة شركة احمد زيني التجارية الى اسامة.docx
@@ -75,9 +75,21 @@
         <w:bidi/>
       </w:pPr>
       <w:r>
+        <w:t>[ترويسة / كليشة رسمية — معلومات متكررة] ===</w:t>
+        <w:br/>
+        <w:t>تقارير نظام إدارة الدعاوى (٥٠٠٣) المحكمة التجارية بجدة</w:t>
+      </w:r>
+    </w:p>
+    <w:p>
+      <w:pPr>
+        <w:pStyle w:val="Heading2"/>
+        <w:jc w:val="right"/>
+        <w:bidi/>
+      </w:pPr>
+      <w:r>
         <w:t>[المتن الفعلي: الوقائع / الأسباب / المنطوق] ===</w:t>
         <w:br/>
-        <w:t>ةدجب ةيراجتلا ةمكحملا (٥٠٠٣) ىواعدلا ةرادإ ماظن ريراقت</w:t>
+        <w:t>الخطوات التالية: (موقع وزارة العدل &gt;\ الخدمات اإللكترونية &gt;\ بوابة القضاء التجاري &gt;\ الدخول على الخدمة). على األقل، عمال بحكم المادة الخامسة واألربعين من نظام المرافعات الشرعية، ويتم إيداع المذكرة إلكترونيا عبر خدمة (إيداع مذكرة الدفاع األولى) من خالل المطلوب: -١ الحضور في الموعد المحدد. -٢يجب على المدعى عليه إيداع مذكرة إلكترونية للرد على دعوى المدعي، وذلك قبل موعد الجلسة األولى بيوم</w:t>
       </w:r>
     </w:p>
     <w:p>
@@ -90,20 +102,7 @@
           <w:b w:val="0"/>
           <w:i w:val="0"/>
         </w:rPr>
-        <w:t>مويب ىلولأا ةسلجلا دعوم لبق كلذو ،يعدملا ىوعد ىلع درلل ةينورتكلإ ةركذم عاديإ هيلع ىعدملا ىلع بجي-٢ .ددحملا دعوملا يف روضحلا -١ :بولطملا للاخ نم (ىلولأا عافدلا ةركذم عاديإ) ةمدخ ربع اينورتكلإ ةركذملا عاديإ متيو ،ةيعرشلا تاعفارملا ماظن نم نيعبرلأاو ةسماخلا ةداملا مكحب لامع ،لقلأا ىلع .(ةمدخلا ىلع لوخدلا \&lt; يراجتلا ءاضقلا ةباوب \&lt; ةينورتكللإا تامدخلا \&lt; لدعلا ةرازو عقوم) :ةيلاتلا تاوطخلا</w:t>
-      </w:r>
-    </w:p>
-    <w:p>
-      <w:pPr>
-        <w:jc w:val="right"/>
-        <w:bidi/>
-      </w:pPr>
-      <w:r>
-        <w:rPr>
-          <w:b w:val="0"/>
-          <w:i w:val="0"/>
-        </w:rPr>
-        <w:t>ىوعدلا ةفيحص تانايب</w:t>
+        <w:t>بيانات صحيفة الدعوى</w:t>
       </w:r>
     </w:p>
     <w:p>
@@ -147,53 +146,49 @@
     </w:p>
     <w:p>
       <w:pPr>
+        <w:pStyle w:val="Heading2"/>
         <w:jc w:val="right"/>
         <w:bidi/>
       </w:pPr>
       <w:r>
-        <w:rPr>
-          <w:b w:val="0"/>
-          <w:i w:val="0"/>
-        </w:rPr>
-        <w:t>يعدملا تانايب</w:t>
+        <w:t>[بيانات الأطراف: المدعي / المدعى عليه / الحاضرون] ===</w:t>
+        <w:br/>
+        <w:t>بيانات المدعي</w:t>
       </w:r>
     </w:p>
     <w:p>
       <w:pPr>
+        <w:pStyle w:val="Heading2"/>
         <w:jc w:val="right"/>
         <w:bidi/>
       </w:pPr>
       <w:r>
-        <w:rPr>
-          <w:b w:val="0"/>
-          <w:i w:val="0"/>
-        </w:rPr>
+        <w:t>[المتن الفعلي: الوقائع / الأسباب / المنطوق] ===</w:t>
+        <w:br/>
         <w:t>رجات</w:t>
       </w:r>
     </w:p>
     <w:p>
       <w:pPr>
+        <w:pStyle w:val="Heading2"/>
         <w:jc w:val="right"/>
         <w:bidi/>
       </w:pPr>
       <w:r>
-        <w:rPr>
-          <w:b w:val="0"/>
-          <w:i w:val="0"/>
-        </w:rPr>
-        <w:t>ةنهملا</w:t>
+        <w:t>[بيانات الأطراف: المدعي / المدعى عليه / الحاضرون] ===</w:t>
+        <w:br/>
+        <w:t>المهنة</w:t>
       </w:r>
     </w:p>
     <w:p>
       <w:pPr>
+        <w:pStyle w:val="Heading2"/>
         <w:jc w:val="right"/>
         <w:bidi/>
       </w:pPr>
       <w:r>
-        <w:rPr>
-          <w:b w:val="0"/>
-          <w:i w:val="0"/>
-        </w:rPr>
+        <w:t>[المتن الفعلي: الوقائع / الأسباب / المنطوق] ===</w:t>
+        <w:br/>
         <w:t>االسم عدنان احمد عباس زيني</w:t>
       </w:r>
     </w:p>
@@ -212,27 +207,25 @@
     </w:p>
     <w:p>
       <w:pPr>
+        <w:pStyle w:val="Heading2"/>
         <w:jc w:val="right"/>
         <w:bidi/>
       </w:pPr>
       <w:r>
-        <w:rPr>
-          <w:b w:val="0"/>
-          <w:i w:val="0"/>
-        </w:rPr>
-        <w:t>ةيسنجلا</w:t>
+        <w:t>[بيانات الأطراف: المدعي / المدعى عليه / الحاضرون] ===</w:t>
+        <w:br/>
+        <w:t>الجنسية</w:t>
       </w:r>
     </w:p>
     <w:p>
       <w:pPr>
+        <w:pStyle w:val="Heading2"/>
         <w:jc w:val="right"/>
         <w:bidi/>
       </w:pPr>
       <w:r>
-        <w:rPr>
-          <w:b w:val="0"/>
-          <w:i w:val="0"/>
-        </w:rPr>
+        <w:t>[المتن الفعلي: الوقائع / الأسباب / المنطوق] ===</w:t>
+        <w:br/>
         <w:t>رجات لمعلا ناكم</w:t>
       </w:r>
     </w:p>
@@ -263,18 +256,6 @@
     </w:p>
     <w:p>
       <w:pPr>
-        <w:pStyle w:val="Heading2"/>
-        <w:jc w:val="right"/>
-        <w:bidi/>
-      </w:pPr>
-      <w:r>
-        <w:t>[المتن الفعلي: الوقائع / الأسباب / المنطوق] ===</w:t>
-        <w:br/>
-        <w:t>يعدملا ةماقإ ناكم</w:t>
-      </w:r>
-    </w:p>
-    <w:p>
-      <w:pPr>
         <w:jc w:val="right"/>
         <w:bidi/>
       </w:pPr>
@@ -283,7 +264,19 @@
           <w:b w:val="0"/>
           <w:i w:val="0"/>
         </w:rPr>
-        <w:t>ماعلا عراشلا ٠٠٠٠ ينبملا مقر</w:t>
+        <w:t>مكان إقامة المدعي</w:t>
+      </w:r>
+    </w:p>
+    <w:p>
+      <w:pPr>
+        <w:pStyle w:val="Heading2"/>
+        <w:jc w:val="right"/>
+        <w:bidi/>
+      </w:pPr>
+      <w:r>
+        <w:t>[المتن الفعلي: الوقائع / الأسباب / المنطوق] ===</w:t>
+        <w:br/>
+        <w:t>رقم المبني ٠٠٠٠ الشارع العام</w:t>
       </w:r>
     </w:p>
     <w:p>
@@ -301,15 +294,14 @@
     </w:p>
     <w:p>
       <w:pPr>
+        <w:pStyle w:val="Heading2"/>
         <w:jc w:val="right"/>
         <w:bidi/>
       </w:pPr>
       <w:r>
-        <w:rPr>
-          <w:b w:val="0"/>
-          <w:i w:val="0"/>
-        </w:rPr>
-        <w:t>٠٠٠٠٠ مقر ةدحو ٠ يفاضلإا زمرلا ٠ يديربلا زمرلا ٠٥٠٥٦٠٩٠٤٠ لقنتملا فتاهلا ينورتكللإا ديربلا ينيز سابع دمحا ناندع</w:t>
+        <w:t>[ترويسة / كليشة رسمية — معلومات متكررة] ===</w:t>
+        <w:br/>
+        <w:t>عدنان احمد عباس زيني البريد اإللكتروني الهاتف المتنقل ٠٥٠٥٦٠٩٠٤٠ الرمز البريدي ٠ الرمز اإلضافي ٠ وحدة رقم ٠٠٠٠٠</w:t>
       </w:r>
     </w:p>
     <w:p>
@@ -326,18 +318,6 @@
     </w:p>
     <w:p>
       <w:pPr>
-        <w:pStyle w:val="Heading2"/>
-        <w:jc w:val="right"/>
-        <w:bidi/>
-      </w:pPr>
-      <w:r>
-        <w:t>[المتن الفعلي: الوقائع / الأسباب / المنطوق] ===</w:t>
-        <w:br/>
-        <w:t>ةنهملا</w:t>
-      </w:r>
-    </w:p>
-    <w:p>
-      <w:pPr>
         <w:jc w:val="right"/>
         <w:bidi/>
       </w:pPr>
@@ -346,6 +326,18 @@
           <w:b w:val="0"/>
           <w:i w:val="0"/>
         </w:rPr>
+        <w:t>المهنة</w:t>
+      </w:r>
+    </w:p>
+    <w:p>
+      <w:pPr>
+        <w:pStyle w:val="Heading2"/>
+        <w:jc w:val="right"/>
+        <w:bidi/>
+      </w:pPr>
+      <w:r>
+        <w:t>[المتن الفعلي: الوقائع / الأسباب / المنطوق] ===</w:t>
+        <w:br/>
         <w:t>يريطملا دعس نب حبار نب يكرت</w:t>
       </w:r>
     </w:p>
@@ -377,27 +369,25 @@
     </w:p>
     <w:p>
       <w:pPr>
+        <w:pStyle w:val="Heading2"/>
         <w:jc w:val="right"/>
         <w:bidi/>
       </w:pPr>
       <w:r>
-        <w:rPr>
-          <w:b w:val="0"/>
-          <w:i w:val="0"/>
-        </w:rPr>
-        <w:t>ةيسنجلا</w:t>
+        <w:t>[بيانات الأطراف: المدعي / المدعى عليه / الحاضرون] ===</w:t>
+        <w:br/>
+        <w:t>الجنسية</w:t>
       </w:r>
     </w:p>
     <w:p>
       <w:pPr>
+        <w:pStyle w:val="Heading2"/>
         <w:jc w:val="right"/>
         <w:bidi/>
       </w:pPr>
       <w:r>
-        <w:rPr>
-          <w:b w:val="0"/>
-          <w:i w:val="0"/>
-        </w:rPr>
+        <w:t>[المتن الفعلي: الوقائع / الأسباب / المنطوق] ===</w:t>
+        <w:br/>
         <w:t>لمعلا ناكم</w:t>
       </w:r>
     </w:p>
@@ -461,7 +451,7 @@
           <w:b w:val="0"/>
           <w:i w:val="0"/>
         </w:rPr>
-        <w:t>٠ ينبملا مقر</w:t>
+        <w:t>رقم المبني ٠</w:t>
       </w:r>
     </w:p>
     <w:p>
@@ -487,7 +477,7 @@
           <w:b w:val="0"/>
           <w:i w:val="0"/>
         </w:rPr>
-        <w:t>ةنيدملا ٠٠٠٠ مقر ةدحو ٠</w:t>
+        <w:t>٠ وحدة رقم ٠٠٠٠ المدينة</w:t>
       </w:r>
     </w:p>
     <w:p>
@@ -542,6 +532,18 @@
     </w:p>
     <w:p>
       <w:pPr>
+        <w:pStyle w:val="Heading2"/>
+        <w:jc w:val="right"/>
+        <w:bidi/>
+      </w:pPr>
+      <w:r>
+        <w:t>[ترويسة / كليشة رسمية — معلومات متكررة] ===</w:t>
+        <w:br/>
+        <w:t>الصفحة : ١ من ٤ التاريخ : ١٤٤٢/١٢/٢٦ الوقت ٠٨:١٩ ص الكود المرجعي : ٤٤٤٠٦٠</w:t>
+      </w:r>
+    </w:p>
+    <w:p>
+      <w:pPr>
         <w:jc w:val="right"/>
         <w:bidi/>
       </w:pPr>
@@ -550,33 +552,19 @@
           <w:b w:val="0"/>
           <w:i w:val="0"/>
         </w:rPr>
-        <w:t>٤٤٤٠٦٠ : يعجرملا دوكلا ص ٠٨:١٩ تقولا ١٤٤٢/١٢/٢٦ : خيراتلا ٤ نم ١ : ةحفصلا</w:t>
+        <w:t>تقارير نظام إدارة الدعاوى (٥٠٠٣) المحكمة التجارية بجدة</w:t>
       </w:r>
     </w:p>
     <w:p>
       <w:pPr>
+        <w:pStyle w:val="Heading2"/>
         <w:jc w:val="right"/>
         <w:bidi/>
       </w:pPr>
       <w:r>
-        <w:rPr>
-          <w:b w:val="0"/>
-          <w:i w:val="0"/>
-        </w:rPr>
-        <w:t>ةدجب ةيراجتلا ةمكحملا (٥٠٠٣) ىواعدلا ةرادإ ماظن ريراقت</w:t>
-      </w:r>
-    </w:p>
-    <w:p>
-      <w:pPr>
-        <w:jc w:val="right"/>
-        <w:bidi/>
-      </w:pPr>
-      <w:r>
-        <w:rPr>
-          <w:b w:val="0"/>
-          <w:i w:val="0"/>
-        </w:rPr>
-        <w:t>ىوعدلا ةفيحص تانايب</w:t>
+        <w:t>[المتن الفعلي: الوقائع / الأسباب / المنطوق] ===</w:t>
+        <w:br/>
+        <w:t>بيانات صحيفة الدعوى</w:t>
       </w:r>
     </w:p>
     <w:p>
@@ -670,27 +658,25 @@
     </w:p>
     <w:p>
       <w:pPr>
+        <w:pStyle w:val="Heading2"/>
         <w:jc w:val="right"/>
         <w:bidi/>
       </w:pPr>
       <w:r>
-        <w:rPr>
-          <w:b w:val="0"/>
-          <w:i w:val="0"/>
-        </w:rPr>
-        <w:t>ةيسنجلا</w:t>
+        <w:t>[بيانات الأطراف: المدعي / المدعى عليه / الحاضرون] ===</w:t>
+        <w:br/>
+        <w:t>الجنسية</w:t>
       </w:r>
     </w:p>
     <w:p>
       <w:pPr>
+        <w:pStyle w:val="Heading2"/>
         <w:jc w:val="right"/>
         <w:bidi/>
       </w:pPr>
       <w:r>
-        <w:rPr>
-          <w:b w:val="0"/>
-          <w:i w:val="0"/>
-        </w:rPr>
+        <w:t>[المتن الفعلي: الوقائع / الأسباب / المنطوق] ===</w:t>
+        <w:br/>
         <w:t>لمعلا ناكم</w:t>
       </w:r>
     </w:p>
@@ -791,7 +777,7 @@
           <w:b w:val="0"/>
           <w:i w:val="0"/>
         </w:rPr>
-        <w:t>ينبملا مقر</w:t>
+        <w:t>رقم المبني</w:t>
       </w:r>
     </w:p>
     <w:p>
@@ -919,7 +905,7 @@
           <w:b w:val="0"/>
           <w:i w:val="0"/>
         </w:rPr>
-        <w:t>يزارحلا يلعدمحم ىيحيدمحم ةقتاع</w:t>
+        <w:t>عاتقة محمديحيى محمدعلي الحرازي</w:t>
       </w:r>
     </w:p>
     <w:p>
@@ -950,27 +936,25 @@
     </w:p>
     <w:p>
       <w:pPr>
+        <w:pStyle w:val="Heading2"/>
         <w:jc w:val="right"/>
         <w:bidi/>
       </w:pPr>
       <w:r>
-        <w:rPr>
-          <w:b w:val="0"/>
-          <w:i w:val="0"/>
-        </w:rPr>
-        <w:t>ةيسنجلا</w:t>
+        <w:t>[بيانات الأطراف: المدعي / المدعى عليه / الحاضرون] ===</w:t>
+        <w:br/>
+        <w:t>الجنسية</w:t>
       </w:r>
     </w:p>
     <w:p>
       <w:pPr>
+        <w:pStyle w:val="Heading2"/>
         <w:jc w:val="right"/>
         <w:bidi/>
       </w:pPr>
       <w:r>
-        <w:rPr>
-          <w:b w:val="0"/>
-          <w:i w:val="0"/>
-        </w:rPr>
+        <w:t>[المتن الفعلي: الوقائع / الأسباب / المنطوق] ===</w:t>
+        <w:br/>
         <w:t>لمعلا ناكم</w:t>
       </w:r>
     </w:p>
@@ -1058,7 +1042,7 @@
           <w:b w:val="0"/>
           <w:i w:val="0"/>
         </w:rPr>
-        <w:t>ينبملا مقر</w:t>
+        <w:t>رقم المبني</w:t>
       </w:r>
     </w:p>
     <w:p>
@@ -1154,6 +1138,18 @@
     </w:p>
     <w:p>
       <w:pPr>
+        <w:pStyle w:val="Heading2"/>
+        <w:jc w:val="right"/>
+        <w:bidi/>
+      </w:pPr>
+      <w:r>
+        <w:t>[ترويسة / كليشة رسمية — معلومات متكررة] ===</w:t>
+        <w:br/>
+        <w:t>الصفحة : ٢ من ٤ التاريخ : ١٤٤٢/١٢/٢٦ الوقت ٠٨:١٩ ص الكود المرجعي : ٤٤٤٠٦٠</w:t>
+      </w:r>
+    </w:p>
+    <w:p>
+      <w:pPr>
         <w:jc w:val="right"/>
         <w:bidi/>
       </w:pPr>
@@ -1162,33 +1158,19 @@
           <w:b w:val="0"/>
           <w:i w:val="0"/>
         </w:rPr>
-        <w:t>٤٤٤٠٦٠ : يعجرملا دوكلا ص ٠٨:١٩ تقولا ١٤٤٢/١٢/٢٦ : خيراتلا ٤ نم ٢ : ةحفصلا</w:t>
+        <w:t>تقارير نظام إدارة الدعاوى (٥٠٠٣) المحكمة التجارية بجدة</w:t>
       </w:r>
     </w:p>
     <w:p>
       <w:pPr>
+        <w:pStyle w:val="Heading2"/>
         <w:jc w:val="right"/>
         <w:bidi/>
       </w:pPr>
       <w:r>
-        <w:rPr>
-          <w:b w:val="0"/>
-          <w:i w:val="0"/>
-        </w:rPr>
-        <w:t>ةدجب ةيراجتلا ةمكحملا (٥٠٠٣) ىواعدلا ةرادإ ماظن ريراقت</w:t>
-      </w:r>
-    </w:p>
-    <w:p>
-      <w:pPr>
-        <w:jc w:val="right"/>
-        <w:bidi/>
-      </w:pPr>
-      <w:r>
-        <w:rPr>
-          <w:b w:val="0"/>
-          <w:i w:val="0"/>
-        </w:rPr>
-        <w:t>ىوعدلا ةفيحص تانايب</w:t>
+        <w:t>[المتن الفعلي: الوقائع / الأسباب / المنطوق] ===</w:t>
+        <w:br/>
+        <w:t>بيانات صحيفة الدعوى</w:t>
       </w:r>
     </w:p>
     <w:p>
@@ -1205,18 +1187,6 @@
     </w:p>
     <w:p>
       <w:pPr>
-        <w:pStyle w:val="Heading2"/>
-        <w:jc w:val="right"/>
-        <w:bidi/>
-      </w:pPr>
-      <w:r>
-        <w:t>[المتن الفعلي: الوقائع / الأسباب / المنطوق] ===</w:t>
-        <w:br/>
-        <w:t>ةيضقلا ىف ةمدقملا تابلطلا</w:t>
-      </w:r>
-    </w:p>
-    <w:p>
-      <w:pPr>
         <w:jc w:val="right"/>
         <w:bidi/>
       </w:pPr>
@@ -1225,6 +1195,18 @@
           <w:b w:val="0"/>
           <w:i w:val="0"/>
         </w:rPr>
+        <w:t>الطلبات المقدمة فى القضية</w:t>
+      </w:r>
+    </w:p>
+    <w:p>
+      <w:pPr>
+        <w:pStyle w:val="Heading2"/>
+        <w:jc w:val="right"/>
+        <w:bidi/>
+      </w:pPr>
+      <w:r>
+        <w:t>[المتن الفعلي: الوقائع / الأسباب / المنطوق] ===</w:t>
+        <w:br/>
         <w:t>بلطلا فصو</w:t>
       </w:r>
     </w:p>
@@ -1238,7 +1220,7 @@
           <w:b w:val="0"/>
           <w:i w:val="0"/>
         </w:rPr>
-        <w:t>(٣٦٨٫٧٥٧٫٩٣١) لاير نوثلاثو دحاوو ةئامعستو فلا نوسمخو ةعبسو ةئام عبسو نويلم نوتسو ةينامثو ةئام ثلاث غلابلاو هتمذ يف قحتسملا غلبملا دادسب هيلع ىعدملا مازلإ بلطن</w:t>
+        <w:t>نطلب إلزام المدعى عليه بسداد المبلغ المستحق في ذمته والبالغ ثالث مائة وثمانية وستون مليون وسبع مائة وسبعة وخمسون الف وتسعمائة وواحد وثالثون ريال (٩٣١٫٧٥٧٫٣٦٨)</w:t>
       </w:r>
     </w:p>
     <w:p>
@@ -1323,9 +1305,9 @@
         <w:bidi/>
       </w:pPr>
       <w:r>
-        <w:t>[المتن الفعلي: الوقائع / الأسباب / المنطوق] ===</w:t>
+        <w:t>[بيانات الأطراف: المدعي / المدعى عليه / الحاضرون] ===</w:t>
         <w:br/>
-        <w:t>٠٥٥٥٢٢٢٩٢٠ يساسلاا لاوجلا مقر يفاضلاا لاوجلا مقر</w:t>
+        <w:t>رقم الجوال االضافي رقم الجوال االساسي ٠٥٥٥٢٢٢٩٢٠</w:t>
       </w:r>
     </w:p>
     <w:p>
@@ -1338,7 +1320,19 @@
           <w:b w:val="0"/>
           <w:i w:val="0"/>
         </w:rPr>
-        <w:t>ةمكحملا قيرط نع غلابلاا هيلع ىعدملا غلابا ةقيرط</w:t>
+        <w:t>طريقة ابالغ المدعى عليه االبالغ عن طريق المحكمة</w:t>
+      </w:r>
+    </w:p>
+    <w:p>
+      <w:pPr>
+        <w:pStyle w:val="Heading2"/>
+        <w:jc w:val="right"/>
+        <w:bidi/>
+      </w:pPr>
+      <w:r>
+        <w:t>[ترويسة / كليشة رسمية — معلومات متكررة] ===</w:t>
+        <w:br/>
+        <w:t>الصفحة : ٣ من ٤ التاريخ : ١٤٤٢/١٢/٢٦ الوقت ٠٨:١٩ ص الكود المرجعي : ٤٤٤٠٦٠</w:t>
       </w:r>
     </w:p>
     <w:p>
@@ -1351,33 +1345,19 @@
           <w:b w:val="0"/>
           <w:i w:val="0"/>
         </w:rPr>
-        <w:t>٤٤٤٠٦٠ : يعجرملا دوكلا ص ٠٨:١٩ تقولا ١٤٤٢/١٢/٢٦ : خيراتلا ٤ نم ٣ : ةحفصلا</w:t>
+        <w:t>تقارير نظام إدارة الدعاوى (٥٠٠٣) المحكمة التجارية بجدة</w:t>
       </w:r>
     </w:p>
     <w:p>
       <w:pPr>
+        <w:pStyle w:val="Heading2"/>
         <w:jc w:val="right"/>
         <w:bidi/>
       </w:pPr>
       <w:r>
-        <w:rPr>
-          <w:b w:val="0"/>
-          <w:i w:val="0"/>
-        </w:rPr>
-        <w:t>ةدجب ةيراجتلا ةمكحملا (٥٠٠٣) ىواعدلا ةرادإ ماظن ريراقت</w:t>
-      </w:r>
-    </w:p>
-    <w:p>
-      <w:pPr>
-        <w:jc w:val="right"/>
-        <w:bidi/>
-      </w:pPr>
-      <w:r>
-        <w:rPr>
-          <w:b w:val="0"/>
-          <w:i w:val="0"/>
-        </w:rPr>
-        <w:t>ىوعدلا ةفيحص تانايب</w:t>
+        <w:t>[المتن الفعلي: الوقائع / الأسباب / المنطوق] ===</w:t>
+        <w:br/>
+        <w:t>بيانات صحيفة الدعوى</w:t>
       </w:r>
     </w:p>
     <w:p>
@@ -1395,15 +1375,14 @@
     </w:p>
     <w:p>
       <w:pPr>
+        <w:pStyle w:val="Heading2"/>
         <w:jc w:val="right"/>
         <w:bidi/>
       </w:pPr>
       <w:r>
-        <w:rPr>
-          <w:b w:val="0"/>
-          <w:i w:val="0"/>
-        </w:rPr>
-        <w:t>١٤٤٢/١٢/١٧ خيراتلا ٢٠٧٩٠٨ بلطلا مقر ةدجب ةيراجتلا ةمكحملا ةمكحملل ةمدقم عيقوتلا يريطملا دعس نب حبار نب يكرت بلطلا مدقم ٤٤٤٠٦٠ : يعجرملا دوكلا ص ٠٨:١٩ تقولا ١٤٤٢/١٢/٢٦ : خيراتلا ٤ نم ٤ : ةحفصلا</w:t>
+        <w:t>[ترويسة / كليشة رسمية — معلومات متكررة] ===</w:t>
+        <w:br/>
+        <w:t>الصفحة : ٤ من ٤ التاريخ : ١٤٤٢/١٢/٢٦ الوقت ٠٨:١٩ ص الكود المرجعي : ٤٤٤٠٦٠ مقدم الطلب تركي بن رابح بن سعد المطيري التوقيع مقدمة للمحكمة المحكمة التجارية بجدة رقم الطلب ٢٠٧٩٠٨ التاريخ ١٤٤٢/١٢/١٧</w:t>
       </w:r>
     </w:p>
     <w:sectPr>

--- a/zaini_case_audit_output/outputs/word/documents/019_صحيفة دعوى عدنان ضد اسامة زيني ـ بطلان بيع حصة شركة احمد زيني التجارية الى اسامة.docx
+++ b/zaini_case_audit_output/outputs/word/documents/019_صحيفة دعوى عدنان ضد اسامة زيني ـ بطلان بيع حصة شركة احمد زيني التجارية الى اسامة.docx
@@ -338,7 +338,7 @@
       <w:r>
         <w:t>[المتن الفعلي: الوقائع / الأسباب / المنطوق] ===</w:t>
         <w:br/>
-        <w:t>يريطملا دعس نب حبار نب يكرت</w:t>
+        <w:t>تركي بن رابح بن سعد المطيري</w:t>
       </w:r>
     </w:p>
     <w:p>
